--- a/public/cv/Alban_CV_AI.docx
+++ b/public/cv/Alban_CV_AI.docx
@@ -16,37 +16,13 @@
           <w:sz w:val="38"/>
           <w:szCs w:val="38"/>
         </w:rPr>
-        <w:t>ZEYU (A</w:t>
-      </w:r>
-      <w:r>
-        <w:rPr>
-          <w:rFonts w:eastAsia="Calibri"/>
-          <w:b/>
-          <w:bCs/>
-          <w:color w:val="1A3A5C"/>
-          <w:sz w:val="38"/>
-          <w:szCs w:val="38"/>
-        </w:rPr>
-        <w:t>LBAN</w:t>
-      </w:r>
-      <w:r>
-        <w:rPr>
-          <w:rFonts w:eastAsia="Calibri"/>
-          <w:b/>
-          <w:bCs/>
-          <w:color w:val="1A3A5C"/>
-          <w:sz w:val="38"/>
-          <w:szCs w:val="38"/>
-        </w:rPr>
-        <w:t>) LI, Ph.D.</w:t>
+        <w:t>ZEYU (ALBAN) LI, Ph.D.</w:t>
       </w:r>
     </w:p>
     <w:p>
       <w:pPr>
         <w:spacing w:after="60"/>
         <w:jc w:val="center"/>
-      </w:pPr>
-      <w:r>
         <w:rPr>
           <w:rFonts w:eastAsia="Calibri"/>
           <w:i/>
@@ -55,8 +31,9 @@
           <w:sz w:val="22"/>
           <w:szCs w:val="22"/>
         </w:rPr>
-        <w:t xml:space="preserve">Materials </w:t>
-      </w:r>
+      </w:pPr>
+      <w:bookmarkStart w:id="0" w:name="OLE_LINK35"/>
+      <w:bookmarkEnd w:id="0"/>
       <w:r>
         <w:rPr>
           <w:rFonts w:eastAsia="Calibri"/>
@@ -66,19 +43,22 @@
           <w:sz w:val="22"/>
           <w:szCs w:val="22"/>
         </w:rPr>
-        <w:t>&amp;</w:t>
-      </w:r>
-      <w:r>
-        <w:rPr>
-          <w:rFonts w:eastAsia="Calibri"/>
+        <w:t>Cross-Disciplinary Scientist-Engineer | Agentic AI, Evaluation &amp; Scientific R&amp;D Systems</w:t>
+      </w:r>
+    </w:p>
+    <w:p>
+      <w:pPr>
+        <w:spacing w:after="60"/>
+        <w:jc w:val="center"/>
+        <w:rPr>
+          <w:rFonts w:eastAsia="Calibri" w:hint="eastAsia"/>
           <w:i/>
           <w:iCs/>
           <w:color w:val="555555"/>
           <w:sz w:val="22"/>
           <w:szCs w:val="22"/>
         </w:rPr>
-        <w:t xml:space="preserve"> </w:t>
-      </w:r>
+      </w:pPr>
       <w:r>
         <w:rPr>
           <w:rFonts w:eastAsia="Calibri"/>
@@ -88,64 +68,7 @@
           <w:sz w:val="22"/>
           <w:szCs w:val="22"/>
         </w:rPr>
-        <w:t>Bio</w:t>
-      </w:r>
-      <w:r>
-        <w:rPr>
-          <w:rFonts w:eastAsia="Calibri"/>
-          <w:i/>
-          <w:iCs/>
-          <w:color w:val="555555"/>
-          <w:sz w:val="22"/>
-          <w:szCs w:val="22"/>
-        </w:rPr>
-        <w:t xml:space="preserve"> Scientist</w:t>
-      </w:r>
-      <w:r>
-        <w:rPr>
-          <w:rFonts w:eastAsia="Calibri"/>
-          <w:i/>
-          <w:iCs/>
-          <w:color w:val="555555"/>
-          <w:sz w:val="22"/>
-          <w:szCs w:val="22"/>
-        </w:rPr>
-        <w:t>-</w:t>
-      </w:r>
-      <w:r>
-        <w:rPr>
-          <w:rFonts w:eastAsia="Calibri"/>
-          <w:i/>
-          <w:iCs/>
-          <w:color w:val="555555"/>
-          <w:sz w:val="22"/>
-          <w:szCs w:val="22"/>
-        </w:rPr>
-        <w:t xml:space="preserve">Engineer </w:t>
-      </w:r>
-      <w:bookmarkStart w:id="0" w:name="OLE_LINK35"/>
-      <w:r>
-        <w:rPr>
-          <w:rFonts w:eastAsia="Calibri"/>
-          <w:i/>
-          <w:iCs/>
-          <w:color w:val="555555"/>
-          <w:sz w:val="22"/>
-          <w:szCs w:val="22"/>
-        </w:rPr>
-        <w:t>|</w:t>
-      </w:r>
-      <w:bookmarkEnd w:id="0"/>
-      <w:r>
-        <w:rPr>
-          <w:rFonts w:eastAsia="Calibri"/>
-          <w:i/>
-          <w:iCs/>
-          <w:color w:val="555555"/>
-          <w:sz w:val="22"/>
-          <w:szCs w:val="22"/>
-        </w:rPr>
-        <w:t xml:space="preserve"> Applied AI, Data &amp; Automation for Scientific R&amp;D</w:t>
+        <w:t>Building Reliable AI Workflows Grounded in Experimental Judgment</w:t>
       </w:r>
     </w:p>
     <w:p>
@@ -192,27 +115,7 @@
             <w:szCs w:val="18"/>
             <w:u w:val="single"/>
           </w:rPr>
-          <w:t>linkedin.com/in/alban</w:t>
-        </w:r>
-        <w:r>
-          <w:rPr>
-            <w:rFonts w:eastAsia="Calibri"/>
-            <w:color w:val="2471A3"/>
-            <w:sz w:val="18"/>
-            <w:szCs w:val="18"/>
-            <w:u w:val="single"/>
-          </w:rPr>
-          <w:t>l</w:t>
-        </w:r>
-        <w:r>
-          <w:rPr>
-            <w:rFonts w:eastAsia="Calibri"/>
-            <w:color w:val="2471A3"/>
-            <w:sz w:val="18"/>
-            <w:szCs w:val="18"/>
-            <w:u w:val="single"/>
-          </w:rPr>
-          <w:t>i</w:t>
+          <w:t>linkedin.com/in/albanli</w:t>
         </w:r>
       </w:hyperlink>
       <w:r>
@@ -233,27 +136,7 @@
             <w:szCs w:val="18"/>
             <w:u w:val="single"/>
           </w:rPr>
-          <w:t>github.c</w:t>
-        </w:r>
-        <w:r>
-          <w:rPr>
-            <w:rFonts w:eastAsia="Calibri"/>
-            <w:color w:val="2471A3"/>
-            <w:sz w:val="18"/>
-            <w:szCs w:val="18"/>
-            <w:u w:val="single"/>
-          </w:rPr>
-          <w:t>o</w:t>
-        </w:r>
-        <w:r>
-          <w:rPr>
-            <w:rFonts w:eastAsia="Calibri"/>
-            <w:color w:val="2471A3"/>
-            <w:sz w:val="18"/>
-            <w:szCs w:val="18"/>
-            <w:u w:val="single"/>
-          </w:rPr>
-          <w:t>m/AlbanLi0314</w:t>
+          <w:t>github.com/AlbanLi0314</w:t>
         </w:r>
       </w:hyperlink>
     </w:p>
@@ -264,6 +147,32 @@
         </w:pBdr>
         <w:spacing w:before="160" w:after="80"/>
       </w:pPr>
+      <w:r>
+        <w:rPr>
+          <w:rFonts w:eastAsia="Calibri"/>
+          <w:b/>
+          <w:bCs/>
+          <w:color w:val="1A3A5C"/>
+          <w:sz w:val="21"/>
+          <w:szCs w:val="21"/>
+        </w:rPr>
+        <w:t>SUMMARY</w:t>
+      </w:r>
+      <w:bookmarkStart w:id="1" w:name="OLE_LINK29"/>
+    </w:p>
+    <w:p>
+      <w:pPr>
+        <w:spacing w:before="80" w:after="100" w:line="300" w:lineRule="auto"/>
+        <w:rPr>
+          <w:rFonts w:hint="eastAsia"/>
+        </w:rPr>
+      </w:pPr>
+      <w:bookmarkStart w:id="2" w:name="OLE_LINK33"/>
+      <w:bookmarkStart w:id="3" w:name="OLE_LINK34"/>
+      <w:bookmarkEnd w:id="2"/>
+      <w:r>
+        <w:t>Cornell Ph.D. scientist-engineer building agentic AI, retrieval, evaluation, and data systems for scientific R&amp;D. Scientific background spans materials, biological, environmental, and molecular systems, alongside undergraduate training in chemistry and computer science and hands-on experience in automation hardware and data-intensive experimental workflows. Builds AI systems that turn complex scientific work into structured workflows, traceable outputs, and evidence-aware evaluation layers, using domain judgment to identify when model outputs conflict with experimental constraints or physical evidence. AI work includes Research Harness, a 13-skill agentic framework for wet-lab research judgment; RAG-based researcher and literature discovery; and real-time multilingual voice agents. Research record spans environmental monitoring technologies, self-healing structural materials, continuous-flow biomanufacturing platforms, and patterned polymer surface microfabrication, alongside an outstanding teaching award for AI curriculum design, a first-author ICML AI for Science workshop paper, 5 publications, and 2 granted patents.</w:t>
+      </w:r>
     </w:p>
     <w:p>
       <w:pPr>
@@ -271,7 +180,13 @@
           <w:bottom w:val="single" w:sz="6" w:space="2" w:color="1A3A5C"/>
         </w:pBdr>
         <w:spacing w:before="160" w:after="80"/>
-      </w:pPr>
+        <w:rPr>
+          <w:rFonts w:hint="eastAsia"/>
+        </w:rPr>
+      </w:pPr>
+      <w:bookmarkStart w:id="4" w:name="OLE_LINK28"/>
+      <w:bookmarkEnd w:id="1"/>
+      <w:bookmarkEnd w:id="3"/>
       <w:r>
         <w:rPr>
           <w:rFonts w:eastAsia="Calibri"/>
@@ -281,76 +196,120 @@
           <w:sz w:val="21"/>
           <w:szCs w:val="21"/>
         </w:rPr>
-        <w:t>SUMMARY</w:t>
-      </w:r>
-      <w:bookmarkStart w:id="1" w:name="OLE_LINK29"/>
-    </w:p>
-    <w:p>
-      <w:pPr>
-        <w:spacing w:before="80" w:after="100" w:line="300" w:lineRule="auto"/>
-      </w:pPr>
-      <w:bookmarkStart w:id="2" w:name="OLE_LINK33"/>
-      <w:r>
-        <w:t>Cornell Ph.D.</w:t>
-      </w:r>
-      <w:r>
-        <w:t xml:space="preserve"> in Biological &amp; Environmental Engineering with undergraduate degrees in Chemistry and </w:t>
-      </w:r>
-      <w:r>
-        <w:t>Computer Science</w:t>
-      </w:r>
-      <w:bookmarkEnd w:id="2"/>
-      <w:r>
-        <w:t xml:space="preserve">, building AI, data, and automation systems for scientific R&amp;D. </w:t>
-      </w:r>
-      <w:r>
-        <w:t xml:space="preserve">Research </w:t>
-      </w:r>
-      <w:r>
-        <w:t>w</w:t>
-      </w:r>
-      <w:r>
-        <w:t>orks across materials science, biomedical engineering, environmental science, and nucleic acid engineering, with a focus on turning complex experimental workflows into structured, reproducible tools. AI and software work includes agent workflows for wet-lab research, hybrid retrieval for researcher discovery, and a hackathon-winning multilingual voice-triage system. Hardware and data work includes</w:t>
-      </w:r>
-      <w:r>
+        <w:t>SKILLS</w:t>
+      </w:r>
+    </w:p>
+    <w:bookmarkEnd w:id="4"/>
+    <w:p>
+      <w:pPr>
+        <w:spacing w:before="40" w:after="40"/>
+      </w:pPr>
+      <w:r>
+        <w:rPr>
+          <w:b/>
+          <w:bCs/>
+        </w:rPr>
+        <w:t>LLM &amp; Agentic AI Systems:</w:t>
+      </w:r>
+      <w:r>
+        <w:t xml:space="preserve"> OpenAI</w:t>
+      </w:r>
+      <w:r>
+        <w:t xml:space="preserve">, </w:t>
+      </w:r>
+      <w:r>
+        <w:t>Claude, Gemini, APIs; prompt and context engineering; agentic workflow design; agent and multi-agent orchestration; tool/function calling, routing, structured outputs, and schema-bounded tool contracts; RAG over external knowledge; AI-assisted code generation and development workflows; LLM evaluation and benchmarking; hallucination detection, LLM-as-judge, guardrail and safety-layer design, human-in-the-loop validation; streaming ASR and real-time voice interfaces (WebSocket, Web Audio API); AI-assisted development tools including Claude Code, Cursor, and Copilot</w:t>
+      </w:r>
+    </w:p>
+    <w:p>
+      <w:pPr>
+        <w:spacing w:before="40" w:after="40"/>
+        <w:rPr>
+          <w:b/>
+        </w:rPr>
+      </w:pPr>
+      <w:r>
+        <w:rPr>
+          <w:b/>
+          <w:bCs/>
+        </w:rPr>
+        <w:t>Machine Learning &amp; Retrieval:</w:t>
+      </w:r>
+      <w:r>
+        <w:t xml:space="preserve"> PyTorch, TensorFlow, XGBoost; semantic search, hybrid retrieval (vector + sparse), query expansion, retrieval evaluation; FAISS, BM25, Reciprocal Rank Fusion, SPECTER2 embeddings</w:t>
+      </w:r>
+      <w:r>
+        <w:rPr>
+          <w:b/>
+        </w:rPr>
         <w:t xml:space="preserve"> </w:t>
       </w:r>
-      <w:r>
-        <w:t>microfluidic</w:t>
-      </w:r>
-      <w:r>
+    </w:p>
+    <w:p>
+      <w:pPr>
+        <w:spacing w:before="40" w:after="40"/>
+        <w:rPr>
+          <w:b/>
+        </w:rPr>
+      </w:pPr>
+      <w:r>
+        <w:rPr>
+          <w:b/>
+          <w:bCs/>
+        </w:rPr>
+        <w:t>Scientific Data Engineering &amp; Visualization:</w:t>
+      </w:r>
+      <w:r>
+        <w:t xml:space="preserve"> Python data stack (pandas, NumPy, GeoPandas, Matplotlib/Seaborn); ETL pipelines, schema validation, multi-source data integration, reproducible scientific data workflows; geospatial analysis, time-series analysis, scientific visualization</w:t>
+      </w:r>
+      <w:r>
+        <w:rPr>
+          <w:b/>
+        </w:rPr>
         <w:t xml:space="preserve"> </w:t>
       </w:r>
-      <w:r>
-        <w:t>chip reactors for nucleic-acid production, automated anti-icing test chamber</w:t>
-      </w:r>
-      <w:r>
-        <w:t>s</w:t>
-      </w:r>
-      <w:r>
-        <w:t xml:space="preserve">, and reproducible field-campaign data pipelines. </w:t>
-      </w:r>
-      <w:bookmarkStart w:id="3" w:name="OLE_LINK34"/>
-      <w:r>
-        <w:t xml:space="preserve">Recognized with an </w:t>
-      </w:r>
-      <w:r>
-        <w:t>o</w:t>
-      </w:r>
-      <w:r>
-        <w:t xml:space="preserve">utstanding </w:t>
-      </w:r>
-      <w:r>
-        <w:t>t</w:t>
-      </w:r>
-      <w:r>
-        <w:t xml:space="preserve">eaching </w:t>
-      </w:r>
-      <w:r>
-        <w:t>a</w:t>
-      </w:r>
-      <w:r>
-        <w:t>ward for AI curriculum design. Record includes 6 publications and 2 granted patents.</w:t>
+    </w:p>
+    <w:p>
+      <w:pPr>
+        <w:spacing w:before="40" w:after="40"/>
+      </w:pPr>
+      <w:r>
+        <w:rPr>
+          <w:b/>
+        </w:rPr>
+        <w:t>Full-Stack &amp; Deployment:</w:t>
+      </w:r>
+      <w:r>
+        <w:t xml:space="preserve">  React 18/19, Electron, Streamlit; FastAPI, REST APIs; GCP Cloud Run, Firebase (Auth, Firestore, Realtime Database), Vercel; Docker; Git/GitHub</w:t>
+      </w:r>
+    </w:p>
+    <w:p>
+      <w:pPr>
+        <w:spacing w:before="40" w:after="40"/>
+      </w:pPr>
+      <w:r>
+        <w:rPr>
+          <w:b/>
+          <w:bCs/>
+        </w:rPr>
+        <w:t>Experimental Automation Hardware &amp; Scientific Instrumentation:</w:t>
+      </w:r>
+      <w:r>
+        <w:t xml:space="preserve">  microfluidics; experimental automation; device fabrication and processing (3D printing: DIW/SLA/FDM, electrospinning, photolithography, thermal imprinting, cleanroom protocols); materials characterization (SEM/EDS, rheometry, DLS, tensile testing, contact-angle measurement); biological assays (qPCR/PCR, in vitro transcription, gel electrophoresis, UV-Vis spectroscopy, fluorometry); design and visualization software (CAD/SketchUp, Blender, KeyShot, Adobe Illustrator/Photoshop)</w:t>
+      </w:r>
+    </w:p>
+    <w:p>
+      <w:pPr>
+        <w:spacing w:before="40" w:after="40"/>
+      </w:pPr>
+      <w:r>
+        <w:rPr>
+          <w:b/>
+        </w:rPr>
+        <w:t>Languages:</w:t>
+      </w:r>
+      <w:r>
+        <w:t xml:space="preserve">  Python, Java; English, Mandarin, Cantonese</w:t>
       </w:r>
     </w:p>
     <w:p>
@@ -360,9 +319,7 @@
         </w:pBdr>
         <w:spacing w:before="160" w:after="80"/>
       </w:pPr>
-      <w:bookmarkStart w:id="4" w:name="OLE_LINK28"/>
-      <w:bookmarkEnd w:id="1"/>
-      <w:bookmarkEnd w:id="3"/>
+      <w:bookmarkStart w:id="5" w:name="OLE_LINK12"/>
       <w:r>
         <w:rPr>
           <w:rFonts w:eastAsia="Calibri"/>
@@ -372,141 +329,26 @@
           <w:sz w:val="21"/>
           <w:szCs w:val="21"/>
         </w:rPr>
-        <w:t>SKILLS</w:t>
-      </w:r>
-    </w:p>
-    <w:bookmarkEnd w:id="4"/>
-    <w:p>
-      <w:pPr>
-        <w:spacing w:before="40" w:after="40"/>
-      </w:pPr>
-      <w:r>
-        <w:rPr>
-          <w:b/>
-        </w:rPr>
-        <w:t>LLM Application Stack:</w:t>
-      </w:r>
-      <w:r>
-        <w:t xml:space="preserve">  Claude, Gemini, OpenAI APIs; prompt and context engineering; tool/function calling, structured outputs; agent workflow design, multi-agent review; streaming ASR, real-time voice interfaces (WebSocket, Web Audio API); LLM evaluation, hallucination detection; guardrail and safety-layer design, human-in-the-loop validation; AI-assisted development (Claude Code, Cursor, Copilot)</w:t>
-      </w:r>
-    </w:p>
-    <w:p>
-      <w:pPr>
-        <w:spacing w:before="40" w:after="40"/>
-      </w:pPr>
-      <w:r>
-        <w:rPr>
-          <w:b/>
-        </w:rPr>
-        <w:t>Machine Learning &amp; Retrieval:</w:t>
-      </w:r>
-      <w:r>
-        <w:t xml:space="preserve">  PyTorch, TensorFlow, XGBoost; RAG, semantic search, hybrid retrieval (vector + sparse); query expansion; retrieval evaluation; FAISS, BM25, Reciprocal Rank Fusion; SPECTER2 embeddings</w:t>
-      </w:r>
-    </w:p>
-    <w:p>
-      <w:pPr>
-        <w:spacing w:before="40" w:after="40"/>
-      </w:pPr>
-      <w:r>
-        <w:rPr>
-          <w:b/>
-        </w:rPr>
-        <w:t>Data Engineering &amp; Visualization:</w:t>
-      </w:r>
-      <w:r>
-        <w:t xml:space="preserve">  Python data stack (pandas, NumPy, GeoPandas, Matplotlib/Seaborn); ETL pipelines, schema validation, multi-source data integration; geospatial analysis, </w:t>
-      </w:r>
-      <w:r>
-        <w:t>time-series analysis</w:t>
-      </w:r>
-      <w:r>
-        <w:t>.</w:t>
-      </w:r>
-    </w:p>
-    <w:p>
-      <w:pPr>
-        <w:spacing w:before="40" w:after="40"/>
-      </w:pPr>
-      <w:r>
-        <w:rPr>
-          <w:b/>
-        </w:rPr>
-        <w:t>Full-Stack &amp; Deployment:</w:t>
-      </w:r>
-      <w:r>
-        <w:t xml:space="preserve">  React 18/19, Electron, Streamlit; Fast</w:t>
-      </w:r>
-      <w:r>
-        <w:t xml:space="preserve"> </w:t>
-      </w:r>
-      <w:r>
-        <w:t>API, REST APIs; Firebase (Auth, Firestore, Realtime Database), Vercel; Docker; Git/GitHub</w:t>
-      </w:r>
-    </w:p>
-    <w:p>
-      <w:pPr>
-        <w:spacing w:before="40" w:after="40"/>
-      </w:pPr>
-      <w:r>
-        <w:rPr>
-          <w:b/>
-          <w:bCs/>
-        </w:rPr>
-        <w:t>Experimental Automation Hardware &amp; Scientific Instrumentation</w:t>
-      </w:r>
-      <w:r>
-        <w:rPr>
-          <w:b/>
-          <w:bCs/>
-        </w:rPr>
-        <w:t>:</w:t>
-      </w:r>
-      <w:r>
-        <w:t xml:space="preserve">  </w:t>
-      </w:r>
-      <w:r>
-        <w:t>microfluidics; experimental automation; device fabrication and processing (3D printing: DIW/SLA/FDM, electrospinning, photolithography, thermal imprinting, cleanroom protocols); materials characterization (SEM/EDS, rheometry, DLS, tensile testing, contact-angle measurement); biological assays (qPCR/PCR, in vitro transcription, gel electrophoresis, UV-Vis spectroscopy, fluorometry); design and visualization software (CAD/SketchUp, Blender, KeyShot, Adobe Illustrator/Photoshop)</w:t>
-      </w:r>
-    </w:p>
-    <w:p>
-      <w:pPr>
-        <w:spacing w:before="40" w:after="40"/>
-      </w:pPr>
-      <w:r>
-        <w:rPr>
-          <w:b/>
-        </w:rPr>
-        <w:t>Languages:</w:t>
-      </w:r>
-      <w:r>
-        <w:t xml:space="preserve">  Python, Java; English, Mandarin, Cantonese</w:t>
-      </w:r>
-    </w:p>
-    <w:p>
-      <w:pPr>
-        <w:spacing w:after="40"/>
-      </w:pPr>
-    </w:p>
-    <w:p>
-      <w:pPr>
-        <w:pBdr>
-          <w:bottom w:val="single" w:sz="6" w:space="2" w:color="1A3A5C"/>
-        </w:pBdr>
-        <w:spacing w:before="160" w:after="80"/>
-      </w:pPr>
-      <w:bookmarkStart w:id="5" w:name="OLE_LINK12"/>
-      <w:r>
-        <w:rPr>
-          <w:rFonts w:eastAsia="Calibri"/>
+        <w:t>AI-FOR-SCIENCE SYSTEMS &amp; APPLIED AI AGENTS</w:t>
+      </w:r>
+    </w:p>
+    <w:p>
+      <w:pPr>
+        <w:spacing w:before="160" w:after="60"/>
+        <w:rPr>
+          <w:rFonts w:eastAsia="Calibri" w:hint="eastAsia"/>
           <w:b/>
           <w:bCs/>
           <w:color w:val="1A3A5C"/>
           <w:sz w:val="21"/>
           <w:szCs w:val="21"/>
         </w:rPr>
-        <w:t xml:space="preserve">AI, DATA &amp; </w:t>
-      </w:r>
+      </w:pPr>
+      <w:bookmarkStart w:id="6" w:name="OLE_LINK10"/>
+      <w:bookmarkStart w:id="7" w:name="OLE_LINK17"/>
+      <w:bookmarkStart w:id="8" w:name="OLE_LINK9"/>
+      <w:bookmarkStart w:id="9" w:name="OLE_LINK7"/>
+      <w:bookmarkEnd w:id="5"/>
       <w:r>
         <w:rPr>
           <w:rFonts w:eastAsia="Calibri"/>
@@ -516,64 +358,14 @@
           <w:sz w:val="21"/>
           <w:szCs w:val="21"/>
         </w:rPr>
-        <w:t>H</w:t>
-      </w:r>
-      <w:r>
-        <w:rPr>
-          <w:rFonts w:eastAsia="Calibri"/>
-          <w:b/>
-          <w:bCs/>
-          <w:color w:val="1A3A5C"/>
-          <w:sz w:val="21"/>
-          <w:szCs w:val="21"/>
-        </w:rPr>
-        <w:t xml:space="preserve">ARDWARE </w:t>
-      </w:r>
-      <w:r>
-        <w:rPr>
-          <w:rFonts w:eastAsia="Calibri"/>
-          <w:b/>
-          <w:bCs/>
-          <w:color w:val="1A3A5C"/>
-          <w:sz w:val="21"/>
-          <w:szCs w:val="21"/>
-        </w:rPr>
-        <w:t>AUTOMATION PROJECTS</w:t>
-      </w:r>
-    </w:p>
-    <w:p>
-      <w:pPr>
-        <w:spacing w:before="160" w:after="60"/>
-        <w:rPr>
-          <w:rFonts w:eastAsia="Calibri"/>
-          <w:b/>
-          <w:bCs/>
-          <w:color w:val="1A3A5C"/>
-          <w:sz w:val="21"/>
-          <w:szCs w:val="21"/>
-        </w:rPr>
-      </w:pPr>
-      <w:bookmarkStart w:id="6" w:name="OLE_LINK9"/>
-      <w:bookmarkStart w:id="7" w:name="OLE_LINK7"/>
-      <w:bookmarkStart w:id="8" w:name="OLE_LINK10"/>
-      <w:bookmarkStart w:id="9" w:name="OLE_LINK17"/>
-      <w:bookmarkEnd w:id="5"/>
-      <w:r>
-        <w:rPr>
-          <w:rFonts w:eastAsia="Calibri"/>
-          <w:b/>
-          <w:bCs/>
-          <w:color w:val="1A3A5C"/>
-          <w:sz w:val="21"/>
-          <w:szCs w:val="21"/>
-        </w:rPr>
-        <w:t>Research-Integrated AI &amp; Scientific Data Systems</w:t>
+        <w:t>Agentic Scientific Workflows, Retrieval &amp; Evaluation Systems</w:t>
       </w:r>
     </w:p>
     <w:p>
       <w:pPr>
         <w:spacing w:before="240" w:after="30"/>
         <w:rPr>
+          <w:bCs/>
           <w:color w:val="000000" w:themeColor="text1"/>
         </w:rPr>
       </w:pPr>
@@ -584,58 +376,16 @@
           <w:bCs/>
           <w:color w:val="000000" w:themeColor="text1"/>
         </w:rPr>
-        <w:t>Research Harness</w:t>
-      </w:r>
-      <w:r>
-        <w:rPr>
-          <w:rFonts w:eastAsia="Calibri"/>
-          <w:color w:val="000000" w:themeColor="text1"/>
-        </w:rPr>
-        <w:t xml:space="preserve">  </w:t>
-      </w:r>
-      <w:r>
-        <w:rPr>
-          <w:rFonts w:eastAsia="Calibri"/>
-          <w:b/>
-          <w:bCs/>
-        </w:rPr>
-        <w:t>—</w:t>
-      </w:r>
-      <w:r>
-        <w:rPr>
-          <w:rFonts w:eastAsia="Calibri"/>
-          <w:color w:val="000000" w:themeColor="text1"/>
-        </w:rPr>
-        <w:t xml:space="preserve">  </w:t>
-      </w:r>
-      <w:r>
-        <w:rPr>
-          <w:rFonts w:eastAsia="Calibri"/>
-          <w:color w:val="000000" w:themeColor="text1"/>
-        </w:rPr>
-        <w:t xml:space="preserve">Agent Skills Framework for Wet-Lab </w:t>
-      </w:r>
-      <w:r>
-        <w:rPr>
-          <w:rFonts w:eastAsia="Calibri"/>
-          <w:color w:val="000000" w:themeColor="text1"/>
-        </w:rPr>
-        <w:t>AI-Assisted</w:t>
-      </w:r>
-      <w:r>
-        <w:rPr>
-          <w:rFonts w:eastAsia="Calibri"/>
-          <w:color w:val="000000" w:themeColor="text1"/>
-        </w:rPr>
-        <w:t xml:space="preserve"> Research</w:t>
-      </w:r>
-    </w:p>
-    <w:bookmarkEnd w:id="6"/>
+        <w:t xml:space="preserve">Research Harness — </w:t>
+      </w:r>
+      <w:r>
+        <w:t>Agentic Workflow and Evaluation System for Wet-Lab Research Judgment</w:t>
+      </w:r>
+    </w:p>
+    <w:bookmarkEnd w:id="8"/>
     <w:p>
       <w:pPr>
         <w:spacing w:after="40"/>
-      </w:pPr>
-      <w:r>
         <w:rPr>
           <w:rFonts w:eastAsia="Calibri"/>
           <w:i/>
@@ -644,8 +394,7 @@
           <w:sz w:val="18"/>
           <w:szCs w:val="18"/>
         </w:rPr>
-        <w:t xml:space="preserve">Agent Skills, Context Engineering, LLM Reliability, Multi-Agent </w:t>
-      </w:r>
+      </w:pPr>
       <w:r>
         <w:rPr>
           <w:rFonts w:eastAsia="Calibri"/>
@@ -655,18 +404,7 @@
           <w:sz w:val="18"/>
           <w:szCs w:val="18"/>
         </w:rPr>
-        <w:t>System</w:t>
-      </w:r>
-      <w:r>
-        <w:rPr>
-          <w:rFonts w:eastAsia="Calibri"/>
-          <w:i/>
-          <w:iCs/>
-          <w:color w:val="555555"/>
-          <w:sz w:val="18"/>
-          <w:szCs w:val="18"/>
-        </w:rPr>
-        <w:t xml:space="preserve">, Human-in-the-Loop </w:t>
+        <w:t>Agentic AI, Scientific Judgment Capture, LLM Evaluation, Guardrails, Human-in-the-Loop, Traceability</w:t>
       </w:r>
     </w:p>
     <w:p>
@@ -681,149 +419,19 @@
       <w:r>
         <w:rPr>
           <w:b/>
-        </w:rPr>
-        <w:t>Engineered a 13-skill agent framework for LLM</w:t>
-      </w:r>
-      <w:r>
-        <w:rPr>
-          <w:b/>
-        </w:rPr>
-        <w:t>-</w:t>
-      </w:r>
-      <w:r>
-        <w:rPr>
-          <w:b/>
-        </w:rPr>
-        <w:t>assisted wet-lab research</w:t>
-      </w:r>
-      <w:r>
-        <w:rPr>
-          <w:bCs/>
-        </w:rPr>
-        <w:t>,</w:t>
-      </w:r>
-      <w:r>
-        <w:rPr>
-          <w:b/>
+          <w:bCs/>
+        </w:rPr>
+        <w:t>Built a 13-skill agentic framework for LLM-assisted wet-lab research</w:t>
+      </w:r>
+      <w:r>
+        <w:t>, translating tacit experimental judgment into reusable scientific workflows with structured pre-output clarification, PASS/FAIL constraint checks, evidence-aware guardrails, and multi-agent review before final outputs.</w:t>
+      </w:r>
+      <w:r>
+        <w:rPr>
+          <w:b/>
+          <w:bCs/>
         </w:rPr>
         <w:t xml:space="preserve"> </w:t>
-      </w:r>
-      <w:r>
-        <w:rPr>
-          <w:bCs/>
-        </w:rPr>
-        <w:t xml:space="preserve">translating tacit experimental judgment into reusable agent workflows, including structured pre-output clarification, PASS/FAIL constraint checks, and multi-agent review before final outputs. </w:t>
-      </w:r>
-    </w:p>
-    <w:p>
-      <w:pPr>
-        <w:pStyle w:val="ListParagraph"/>
-        <w:numPr>
-          <w:ilvl w:val="0"/>
-          <w:numId w:val="2"/>
-        </w:numPr>
-      </w:pPr>
-      <w:bookmarkStart w:id="10" w:name="OLE_LINK8"/>
-      <w:r>
-        <w:rPr>
-          <w:b/>
-        </w:rPr>
-        <w:t>Built and refined the framework across 130+ AI research sessions over the lifecycle of a wet-lab project</w:t>
-      </w:r>
-      <w:r>
-        <w:rPr>
-          <w:bCs/>
-        </w:rPr>
-        <w:t>, producing 2,269 indexed artifacts across 167 directories; implemented bidirectional cross-references so future researchers can trace written outputs back to source data and claims; encoded 33 researcher-defined rules and constraints into later agent sessions to better align AI behavior with human wet-lab research judgment.</w:t>
-      </w:r>
-    </w:p>
-    <w:p>
-      <w:pPr>
-        <w:pStyle w:val="ListParagraph"/>
-        <w:numPr>
-          <w:ilvl w:val="0"/>
-          <w:numId w:val="2"/>
-        </w:numPr>
-      </w:pPr>
-      <w:r>
-        <w:rPr>
-          <w:b/>
-        </w:rPr>
-        <w:t>Two workshop papers under review</w:t>
-      </w:r>
-      <w:r>
-        <w:rPr>
-          <w:bCs/>
-        </w:rPr>
-        <w:t>: ACM CAIS Agent Skills and ICML AI for Science.  |  GitHub: github.com/AlbanLi0314/research-harness-skills</w:t>
-      </w:r>
-    </w:p>
-    <w:bookmarkEnd w:id="7"/>
-    <w:bookmarkEnd w:id="10"/>
-    <w:p>
-      <w:pPr>
-        <w:spacing w:before="240" w:after="30"/>
-        <w:rPr>
-          <w:color w:val="000000"/>
-        </w:rPr>
-      </w:pPr>
-      <w:r>
-        <w:rPr>
-          <w:rFonts w:eastAsia="Calibri"/>
-          <w:b/>
-          <w:bCs/>
-          <w:color w:val="000000"/>
-        </w:rPr>
-        <w:t>Automated Field Campaign Data Pipeline</w:t>
-      </w:r>
-      <w:r>
-        <w:rPr>
-          <w:rFonts w:eastAsia="Calibri"/>
-          <w:color w:val="000000"/>
-        </w:rPr>
-        <w:t xml:space="preserve">  </w:t>
-      </w:r>
-      <w:r>
-        <w:rPr>
-          <w:rFonts w:eastAsia="Calibri"/>
-          <w:b/>
-          <w:bCs/>
-        </w:rPr>
-        <w:t>—</w:t>
-      </w:r>
-      <w:r>
-        <w:rPr>
-          <w:rFonts w:eastAsia="Calibri"/>
-          <w:color w:val="000000"/>
-        </w:rPr>
-        <w:t xml:space="preserve">  Reproducible Data Engineering for a DoD-Funded Field Study</w:t>
-      </w:r>
-    </w:p>
-    <w:p>
-      <w:pPr>
-        <w:spacing w:after="40"/>
-      </w:pPr>
-      <w:r>
-        <w:rPr>
-          <w:rFonts w:eastAsia="Calibri"/>
-          <w:i/>
-          <w:iCs/>
-          <w:color w:val="555555"/>
-          <w:sz w:val="18"/>
-          <w:szCs w:val="18"/>
-        </w:rPr>
-        <w:t xml:space="preserve">Python, Pandas, GeoPandas, Seaborn  |  </w:t>
-      </w:r>
-      <w:r>
-        <w:rPr>
-          <w:rFonts w:eastAsia="Calibri"/>
-          <w:i/>
-          <w:iCs/>
-          <w:color w:val="555555"/>
-          <w:sz w:val="18"/>
-          <w:szCs w:val="18"/>
-        </w:rPr>
-        <w:t>ETL, Geospatial Analytics, Data Validation, Scientific Visualization</w:t>
       </w:r>
     </w:p>
     <w:p>
@@ -835,104 +443,38 @@
         </w:numPr>
         <w:spacing w:before="120"/>
       </w:pPr>
-      <w:r>
-        <w:rPr>
-          <w:b/>
-          <w:bCs/>
-        </w:rPr>
-        <w:t>Built a multi-source ETL pipeline for a DoD SERDP-funded lake-scale field campaign</w:t>
-      </w:r>
-      <w:r>
-        <w:t xml:space="preserve">, integrating ~1,000 qPCR biological measurements and ~1,400 GPS drifter coordinates from 278 sampling stations across an 11 sq. km deployment area; </w:t>
-      </w:r>
-      <w:r>
-        <w:lastRenderedPageBreak/>
-        <w:t>automated data validation, temporal synchronization, coordinate standardization, and structured multi-table outputs for hydrodynamic model benchmarking.</w:t>
-      </w:r>
-    </w:p>
-    <w:p>
-      <w:pPr>
-        <w:pStyle w:val="ListParagraph"/>
-        <w:numPr>
-          <w:ilvl w:val="0"/>
-          <w:numId w:val="2"/>
-        </w:numPr>
-      </w:pPr>
-      <w:r>
-        <w:rPr>
-          <w:b/>
-          <w:bCs/>
-        </w:rPr>
-        <w:t>Developed a reproducible figure-generation framework</w:t>
-      </w:r>
-      <w:r>
-        <w:t xml:space="preserve"> with ~20 Python scripts and strict schema enforcement, enabling zero-touch regeneration of publication-ready geospatial maps and statistical plots from raw field data</w:t>
-      </w:r>
-    </w:p>
-    <w:p>
-      <w:pPr>
-        <w:spacing w:before="240" w:after="30"/>
-        <w:rPr>
-          <w:color w:val="000000"/>
-        </w:rPr>
-      </w:pPr>
-      <w:r>
-        <w:rPr>
-          <w:rFonts w:eastAsia="Calibri"/>
-          <w:b/>
-          <w:bCs/>
-          <w:color w:val="000000"/>
-        </w:rPr>
-        <w:t>Resonance</w:t>
-      </w:r>
-      <w:r>
-        <w:rPr>
-          <w:rFonts w:eastAsia="Calibri"/>
-          <w:color w:val="000000"/>
-        </w:rPr>
-        <w:t xml:space="preserve">  </w:t>
-      </w:r>
-      <w:r>
-        <w:rPr>
-          <w:rFonts w:eastAsia="Calibri"/>
-          <w:b/>
-          <w:bCs/>
-        </w:rPr>
-        <w:t>—</w:t>
-      </w:r>
-      <w:r>
-        <w:rPr>
-          <w:rFonts w:eastAsia="Calibri"/>
-          <w:color w:val="000000"/>
-        </w:rPr>
-        <w:t xml:space="preserve"> AI-Powered Researcher Discovery Platform</w:t>
-      </w:r>
-    </w:p>
-    <w:p>
-      <w:pPr>
-        <w:spacing w:after="40"/>
-      </w:pPr>
-      <w:r>
-        <w:rPr>
-          <w:rFonts w:eastAsia="Calibri"/>
-          <w:i/>
-          <w:iCs/>
-          <w:color w:val="555555"/>
-          <w:sz w:val="18"/>
-          <w:szCs w:val="18"/>
-        </w:rPr>
-        <w:t xml:space="preserve">Deployed on Streamlit  |  </w:t>
-      </w:r>
-      <w:r>
-        <w:rPr>
-          <w:rFonts w:eastAsia="Calibri"/>
-          <w:i/>
-          <w:iCs/>
-          <w:color w:val="555555"/>
-          <w:sz w:val="18"/>
-          <w:szCs w:val="18"/>
-        </w:rPr>
-        <w:t>Gemini API, SPECTER2, FAISS, BM25, RAG</w:t>
+      <w:bookmarkStart w:id="10" w:name="OLE_LINK8"/>
+      <w:r>
+        <w:rPr>
+          <w:b/>
+          <w:bCs/>
+        </w:rPr>
+        <w:t xml:space="preserve">Operated and iterated the framework across 130+ AI research sessions over the lifecycle of a wet-lab </w:t>
+      </w:r>
+      <w:r>
+        <w:rPr>
+          <w:rFonts w:hint="eastAsia"/>
+          <w:b/>
+          <w:bCs/>
+        </w:rPr>
+        <w:t>research</w:t>
+      </w:r>
+      <w:r>
+        <w:rPr>
+          <w:b/>
+          <w:bCs/>
+        </w:rPr>
+        <w:t xml:space="preserve"> </w:t>
+      </w:r>
+      <w:r>
+        <w:rPr>
+          <w:b/>
+          <w:bCs/>
+        </w:rPr>
+        <w:t>project</w:t>
+      </w:r>
+      <w:r>
+        <w:t>, producing 2,269 indexed artifacts across 167 directories with bidirectional traceability from written outputs back to source data, claims, and researcher-defined constraints.</w:t>
       </w:r>
     </w:p>
     <w:p>
@@ -949,238 +491,10 @@
           <w:b/>
           <w:bCs/>
         </w:rPr>
-        <w:t>Built a paper-grounded researcher discovery platform</w:t>
-      </w:r>
-      <w:r>
-        <w:t xml:space="preserve"> that analyzes an uploaded </w:t>
-      </w:r>
-      <w:r>
-        <w:t>papers</w:t>
-      </w:r>
-      <w:r>
-        <w:t>, uses a multi-turn Gemini dialogue to clarify the user’s discussion intent, and returns ranked researchers with AI-generated relevance explanations.</w:t>
-      </w:r>
-    </w:p>
-    <w:p>
-      <w:pPr>
-        <w:pStyle w:val="ListParagraph"/>
-        <w:numPr>
-          <w:ilvl w:val="0"/>
-          <w:numId w:val="2"/>
-        </w:numPr>
-      </w:pPr>
-      <w:r>
-        <w:rPr>
-          <w:b/>
-          <w:bCs/>
-        </w:rPr>
-        <w:t>Engineered and evaluated a hybrid academic retrieval pipeline over 230 Cornell researchers</w:t>
-      </w:r>
-      <w:r>
-        <w:t>, Gemini-driven query expansio</w:t>
-      </w:r>
-      <w:r>
-        <w:t xml:space="preserve">n, </w:t>
-      </w:r>
-      <w:r>
-        <w:t>followed by SPECTER2 dense retrieval via FAISS, BM25 sparse retrieval, and Reciprocal Rank Fusion. Evaluated with 45 human-labeled queries, achieving 77.8% P@1, 0.884 nDCG@5, and 0.847 MRR.</w:t>
-      </w:r>
-    </w:p>
-    <w:p>
-      <w:pPr>
-        <w:spacing w:before="240" w:after="30"/>
-        <w:rPr>
-          <w:rFonts w:eastAsia="Calibri"/>
-          <w:b/>
-          <w:bCs/>
-          <w:color w:val="1A3A5C"/>
-          <w:sz w:val="21"/>
-          <w:szCs w:val="21"/>
-        </w:rPr>
-      </w:pPr>
-      <w:r>
-        <w:rPr>
-          <w:rFonts w:eastAsia="Calibri"/>
-          <w:b/>
-          <w:bCs/>
-          <w:color w:val="1A3A5C"/>
-          <w:sz w:val="21"/>
-          <w:szCs w:val="21"/>
-        </w:rPr>
-        <w:t>Experimental Automation Hardware</w:t>
-      </w:r>
-    </w:p>
-    <w:p>
-      <w:pPr>
-        <w:spacing w:before="240" w:after="30"/>
-        <w:rPr>
-          <w:rFonts w:eastAsia="Calibri"/>
-        </w:rPr>
-      </w:pPr>
-      <w:bookmarkStart w:id="11" w:name="OLE_LINK18"/>
-      <w:r>
-        <w:rPr>
-          <w:rFonts w:eastAsia="Calibri"/>
-          <w:b/>
-          <w:bCs/>
-        </w:rPr>
-        <w:t>Automated</w:t>
-      </w:r>
-      <w:r>
-        <w:rPr>
-          <w:rFonts w:eastAsia="Calibri"/>
-          <w:b/>
-          <w:bCs/>
-        </w:rPr>
-        <w:t xml:space="preserve"> </w:t>
-      </w:r>
-      <w:r>
-        <w:rPr>
-          <w:b/>
-          <w:bCs/>
-        </w:rPr>
-        <w:t>Inline</w:t>
-      </w:r>
-      <w:r>
-        <w:rPr>
-          <w:rFonts w:eastAsia="Calibri"/>
-          <w:b/>
-          <w:bCs/>
-        </w:rPr>
-        <w:t xml:space="preserve"> </w:t>
-      </w:r>
-      <w:r>
-        <w:rPr>
-          <w:rFonts w:eastAsia="Calibri"/>
-          <w:b/>
-          <w:bCs/>
-        </w:rPr>
-        <w:t>Chip Reactor</w:t>
-      </w:r>
-      <w:r>
-        <w:rPr>
-          <w:rFonts w:eastAsia="Calibri"/>
-          <w:b/>
-          <w:bCs/>
-        </w:rPr>
-        <w:t xml:space="preserve"> </w:t>
-      </w:r>
-      <w:r>
-        <w:rPr>
-          <w:rFonts w:eastAsia="Calibri"/>
-          <w:b/>
-          <w:bCs/>
-        </w:rPr>
-        <w:t xml:space="preserve">— </w:t>
-      </w:r>
-      <w:r>
-        <w:rPr>
-          <w:rFonts w:eastAsia="Calibri"/>
-        </w:rPr>
-        <w:t>Continuous-Flow Chip Reactor for Nucleic Acid Production</w:t>
-      </w:r>
-    </w:p>
-    <w:p>
-      <w:pPr>
-        <w:spacing w:after="40"/>
-        <w:rPr>
-          <w:rFonts w:eastAsia="Calibri"/>
-          <w:i/>
-          <w:iCs/>
-          <w:color w:val="555555"/>
-          <w:sz w:val="18"/>
-          <w:szCs w:val="18"/>
-        </w:rPr>
-      </w:pPr>
-      <w:r>
-        <w:rPr>
-          <w:rFonts w:eastAsia="Calibri"/>
-          <w:i/>
-          <w:color w:val="555555"/>
-          <w:sz w:val="18"/>
-          <w:szCs w:val="18"/>
-        </w:rPr>
-        <w:t>Microfluidic, Cartridge-Based Reacto</w:t>
-      </w:r>
-      <w:r>
-        <w:rPr>
-          <w:rFonts w:eastAsia="Calibri"/>
-          <w:i/>
-          <w:color w:val="555555"/>
-          <w:sz w:val="18"/>
-          <w:szCs w:val="18"/>
-        </w:rPr>
-        <w:t>r</w:t>
-      </w:r>
-      <w:r>
-        <w:rPr>
-          <w:rFonts w:eastAsia="Calibri"/>
-          <w:i/>
-          <w:color w:val="555555"/>
-          <w:sz w:val="18"/>
-          <w:szCs w:val="18"/>
-        </w:rPr>
-        <w:t xml:space="preserve">, </w:t>
-      </w:r>
-      <w:r>
-        <w:rPr>
-          <w:rFonts w:eastAsia="Calibri"/>
-          <w:i/>
-          <w:color w:val="555555"/>
-          <w:sz w:val="18"/>
-          <w:szCs w:val="18"/>
-        </w:rPr>
-        <w:t>I</w:t>
-      </w:r>
-      <w:r>
-        <w:rPr>
-          <w:rFonts w:eastAsia="Calibri"/>
-          <w:i/>
-          <w:color w:val="555555"/>
-          <w:sz w:val="18"/>
-          <w:szCs w:val="18"/>
-        </w:rPr>
-        <w:t xml:space="preserve">nline </w:t>
-      </w:r>
-      <w:r>
-        <w:rPr>
-          <w:rFonts w:eastAsia="Calibri"/>
-          <w:i/>
-          <w:color w:val="555555"/>
-          <w:sz w:val="18"/>
-          <w:szCs w:val="18"/>
-        </w:rPr>
-        <w:t>R</w:t>
-      </w:r>
-      <w:r>
-        <w:rPr>
-          <w:rFonts w:eastAsia="Calibri"/>
-          <w:i/>
-          <w:color w:val="555555"/>
-          <w:sz w:val="18"/>
-          <w:szCs w:val="18"/>
-        </w:rPr>
-        <w:t>eactor</w:t>
-      </w:r>
-      <w:r>
-        <w:rPr>
-          <w:rFonts w:eastAsia="Calibri"/>
-          <w:i/>
-          <w:color w:val="555555"/>
-          <w:sz w:val="18"/>
-          <w:szCs w:val="18"/>
-        </w:rPr>
-        <w:t xml:space="preserve">, </w:t>
-      </w:r>
-      <w:r>
-        <w:rPr>
-          <w:rFonts w:eastAsia="Calibri"/>
-          <w:i/>
-          <w:color w:val="555555"/>
-          <w:sz w:val="18"/>
-          <w:szCs w:val="18"/>
-        </w:rPr>
-        <w:t>Bioprocessing</w:t>
+        <w:t>Encoded 33 researcher-defined rules into sessions to diagnose recurring AI failure modes,</w:t>
+      </w:r>
+      <w:r>
+        <w:t xml:space="preserve"> enforce claim-evidence discipline, and improve alignment between model outputs and human wet-lab research judgment.</w:t>
       </w:r>
     </w:p>
     <w:p>
@@ -1191,20 +505,243 @@
           <w:numId w:val="2"/>
         </w:numPr>
         <w:spacing w:before="120"/>
-        <w:rPr>
-          <w:b/>
-          <w:bCs/>
-        </w:rPr>
-      </w:pPr>
-      <w:r>
-        <w:rPr>
-          <w:b/>
-          <w:bCs/>
-        </w:rPr>
-        <w:t>Designed and assembled modular continuous-flow chip reactors</w:t>
-      </w:r>
-      <w:r>
-        <w:t xml:space="preserve"> integrating DNA-immobilized NucleoMesh cartridges, PDMS spacers, acrylic plates, tubing, syringe-pump flow control, and temperature-controlled operation for continuous RNA/DNA production.</w:t>
+      </w:pPr>
+      <w:r>
+        <w:rPr>
+          <w:b/>
+          <w:bCs/>
+        </w:rPr>
+        <w:t>F</w:t>
+      </w:r>
+      <w:r>
+        <w:rPr>
+          <w:b/>
+          <w:bCs/>
+        </w:rPr>
+        <w:t>i</w:t>
+      </w:r>
+      <w:r>
+        <w:rPr>
+          <w:b/>
+        </w:rPr>
+        <w:t xml:space="preserve">rst-author paper </w:t>
+      </w:r>
+      <w:r>
+        <w:rPr>
+          <w:bCs/>
+        </w:rPr>
+        <w:t>in ICML Workshop on AI for Science, 2026</w:t>
+      </w:r>
+      <w:r>
+        <w:t xml:space="preserve">  |  GitHub: github.com/AlbanLi0314/research-harness-skills</w:t>
+      </w:r>
+    </w:p>
+    <w:p>
+      <w:pPr>
+        <w:spacing w:before="240" w:after="30"/>
+        <w:rPr>
+          <w:color w:val="000000"/>
+        </w:rPr>
+      </w:pPr>
+      <w:r>
+        <w:rPr>
+          <w:rFonts w:eastAsia="Calibri"/>
+          <w:b/>
+          <w:bCs/>
+          <w:color w:val="000000"/>
+        </w:rPr>
+        <w:lastRenderedPageBreak/>
+        <w:t>Resonance</w:t>
+      </w:r>
+      <w:r>
+        <w:rPr>
+          <w:rFonts w:eastAsia="Calibri"/>
+          <w:b/>
+          <w:bCs/>
+        </w:rPr>
+        <w:t xml:space="preserve"> — </w:t>
+      </w:r>
+      <w:r>
+        <w:t>Paper-Grounded Retrieval and Evaluation System for Researcher Discovery</w:t>
+      </w:r>
+    </w:p>
+    <w:p>
+      <w:pPr>
+        <w:spacing w:after="40"/>
+        <w:rPr>
+          <w:rFonts w:eastAsia="Calibri"/>
+          <w:i/>
+          <w:iCs/>
+          <w:color w:val="555555"/>
+          <w:sz w:val="18"/>
+          <w:szCs w:val="18"/>
+        </w:rPr>
+      </w:pPr>
+      <w:r>
+        <w:rPr>
+          <w:rFonts w:eastAsia="Calibri"/>
+          <w:i/>
+          <w:iCs/>
+          <w:color w:val="555555"/>
+          <w:sz w:val="18"/>
+          <w:szCs w:val="18"/>
+        </w:rPr>
+        <w:t>Gemini 3 Hackathon | Deployed on Streamlit | Gemini API, SPECTER2, FAISS, BM25, RAG | Retrieval Evaluation</w:t>
+      </w:r>
+    </w:p>
+    <w:bookmarkEnd w:id="9"/>
+    <w:bookmarkEnd w:id="10"/>
+    <w:p>
+      <w:pPr>
+        <w:pStyle w:val="ListParagraph"/>
+        <w:numPr>
+          <w:ilvl w:val="0"/>
+          <w:numId w:val="2"/>
+        </w:numPr>
+      </w:pPr>
+      <w:r>
+        <w:rPr>
+          <w:b/>
+          <w:bCs/>
+        </w:rPr>
+        <w:t>Built and deployed a paper-grounded AI application that helps researchers identify relevant institutional experts for scientific discussion:</w:t>
+      </w:r>
+      <w:r>
+        <w:t xml:space="preserve"> users upload a paper, clarify their research goal through multi-turn LLM dialogue, and receive ranked researcher matches with AI-generated relevance explanations.</w:t>
+      </w:r>
+    </w:p>
+    <w:p>
+      <w:pPr>
+        <w:pStyle w:val="ListParagraph"/>
+        <w:numPr>
+          <w:ilvl w:val="0"/>
+          <w:numId w:val="2"/>
+        </w:numPr>
+      </w:pPr>
+      <w:r>
+        <w:rPr>
+          <w:b/>
+          <w:bCs/>
+        </w:rPr>
+        <w:t>Engineered a hybrid retrieval pipeline over 230 researchers</w:t>
+      </w:r>
+      <w:r>
+        <w:t xml:space="preserve">, </w:t>
+      </w:r>
+      <w:r>
+        <w:t>combining LLM-driven query expansion, SPECTER2 dense retrieval via FAISS, BM25 sparse retrieval, and Reciprocal Rank Fusion to connect paper-level scientific context with researcher expertise.</w:t>
+      </w:r>
+    </w:p>
+    <w:p>
+      <w:pPr>
+        <w:pStyle w:val="ListParagraph"/>
+        <w:numPr>
+          <w:ilvl w:val="0"/>
+          <w:numId w:val="2"/>
+        </w:numPr>
+      </w:pPr>
+      <w:r>
+        <w:rPr>
+          <w:b/>
+          <w:bCs/>
+        </w:rPr>
+        <w:t>Built a 45-query gold evaluation set</w:t>
+      </w:r>
+      <w:r>
+        <w:t xml:space="preserve"> with P@1, nDCG@5, and MRR metrics to measure retrieval quality, diagnose ranking failures, and iterate toward more reliable researcher-discovery results.</w:t>
+      </w:r>
+    </w:p>
+    <w:p>
+      <w:pPr>
+        <w:spacing w:before="160" w:after="60"/>
+        <w:rPr>
+          <w:rFonts w:eastAsia="Calibri"/>
+          <w:b/>
+          <w:bCs/>
+          <w:color w:val="1A3A5C"/>
+          <w:sz w:val="21"/>
+          <w:szCs w:val="21"/>
+        </w:rPr>
+      </w:pPr>
+      <w:r>
+        <w:rPr>
+          <w:rFonts w:eastAsia="Calibri"/>
+          <w:b/>
+          <w:bCs/>
+          <w:color w:val="1A3A5C"/>
+          <w:sz w:val="21"/>
+          <w:szCs w:val="21"/>
+        </w:rPr>
+        <w:t>Scientific Data &amp; Experimental Workflow Infrastructure</w:t>
+      </w:r>
+    </w:p>
+    <w:p>
+      <w:pPr>
+        <w:spacing w:before="240" w:after="30"/>
+        <w:rPr>
+          <w:color w:val="000000"/>
+        </w:rPr>
+      </w:pPr>
+      <w:bookmarkStart w:id="11" w:name="OLE_LINK18"/>
+      <w:r>
+        <w:rPr>
+          <w:rFonts w:eastAsia="Calibri"/>
+          <w:b/>
+          <w:bCs/>
+          <w:color w:val="000000"/>
+        </w:rPr>
+        <w:t>Automated Field Campaign Data Pipeline</w:t>
+      </w:r>
+      <w:r>
+        <w:rPr>
+          <w:rFonts w:eastAsia="Calibri"/>
+          <w:b/>
+          <w:bCs/>
+        </w:rPr>
+        <w:t xml:space="preserve"> — </w:t>
+      </w:r>
+      <w:r>
+        <w:rPr>
+          <w:rFonts w:eastAsia="Calibri"/>
+          <w:color w:val="000000"/>
+        </w:rPr>
+        <w:t xml:space="preserve">Reproducible </w:t>
+      </w:r>
+      <w:r>
+        <w:t>Scientific</w:t>
+      </w:r>
+      <w:r>
+        <w:rPr>
+          <w:rFonts w:eastAsia="Calibri"/>
+          <w:color w:val="000000"/>
+        </w:rPr>
+        <w:t xml:space="preserve"> Data Engineering for a DoD-Funded</w:t>
+      </w:r>
+      <w:r>
+        <w:rPr>
+          <w:rFonts w:eastAsia="Calibri" w:hint="eastAsia"/>
+          <w:color w:val="000000"/>
+        </w:rPr>
+        <w:t xml:space="preserve"> </w:t>
+      </w:r>
+      <w:r>
+        <w:t>Environmental Monitoring</w:t>
+      </w:r>
+    </w:p>
+    <w:p>
+      <w:pPr>
+        <w:spacing w:after="40"/>
+      </w:pPr>
+      <w:r>
+        <w:rPr>
+          <w:rFonts w:eastAsia="Calibri"/>
+          <w:i/>
+          <w:iCs/>
+          <w:color w:val="555555"/>
+          <w:sz w:val="18"/>
+          <w:szCs w:val="18"/>
+        </w:rPr>
+        <w:t>Python, Pandas, GeoPandas, Seaborn  |  ETL, Geospatial Analytics, Data Validation, Scientific Visualization</w:t>
       </w:r>
     </w:p>
     <w:p>
@@ -1215,120 +752,38 @@
           <w:numId w:val="2"/>
         </w:numPr>
         <w:spacing w:before="120"/>
-        <w:rPr>
-          <w:b/>
-          <w:bCs/>
-        </w:rPr>
-      </w:pPr>
-      <w:r>
-        <w:rPr>
-          <w:b/>
-          <w:bCs/>
-        </w:rPr>
-        <w:t>Built and optimized the reactor hardware workflow</w:t>
-      </w:r>
-      <w:r>
-        <w:t xml:space="preserve"> across flow rate, enzyme delivery, temperature, and reagent conditions, supporting multi-day chip operation and long-duration nucleic acid production in a cartridge-based continuous-flow format.</w:t>
-      </w:r>
-    </w:p>
-    <w:bookmarkEnd w:id="11"/>
-    <w:p>
-      <w:pPr>
-        <w:spacing w:before="240" w:after="30"/>
-        <w:rPr>
-          <w:rFonts w:eastAsia="Calibri"/>
-        </w:rPr>
-      </w:pPr>
-      <w:r>
-        <w:rPr>
-          <w:rFonts w:eastAsia="Calibri"/>
-          <w:b/>
-          <w:bCs/>
-        </w:rPr>
-        <w:t>Automated Environment Simulation Chamber</w:t>
-      </w:r>
-      <w:r>
-        <w:rPr>
-          <w:rFonts w:eastAsia="Calibri"/>
-          <w:b/>
-          <w:bCs/>
+      </w:pPr>
+      <w:r>
+        <w:rPr>
+          <w:b/>
+          <w:bCs/>
+        </w:rPr>
+        <w:t>Built a reproducible Python data pipeline for a DoD-funded lake-scale field</w:t>
+      </w:r>
+      <w:r>
+        <w:rPr>
+          <w:rFonts w:hint="eastAsia"/>
+          <w:b/>
+          <w:bCs/>
+        </w:rPr>
+        <w:t xml:space="preserve"> monitoring study</w:t>
+      </w:r>
+      <w:r>
+        <w:t xml:space="preserve">, integrating ~1,000 </w:t>
+      </w:r>
+      <w:r>
+        <w:t>molecular measurement records</w:t>
+      </w:r>
+      <w:r>
+        <w:rPr>
+          <w:rFonts w:hint="eastAsia"/>
         </w:rPr>
         <w:t xml:space="preserve"> </w:t>
       </w:r>
       <w:r>
-        <w:rPr>
-          <w:rFonts w:eastAsia="Calibri"/>
-          <w:b/>
-          <w:bCs/>
-        </w:rPr>
-        <w:t xml:space="preserve">— </w:t>
-      </w:r>
-      <w:r>
-        <w:rPr>
-          <w:rFonts w:eastAsia="Calibri"/>
-        </w:rPr>
-        <w:t>Droplet-Impact Testing Hardware</w:t>
-      </w:r>
-      <w:r>
-        <w:rPr>
-          <w:rFonts w:eastAsia="Calibri"/>
-        </w:rPr>
-        <w:t xml:space="preserve"> </w:t>
-      </w:r>
-      <w:r>
-        <w:rPr>
-          <w:rFonts w:eastAsia="Calibri"/>
-        </w:rPr>
-        <w:t>for</w:t>
-      </w:r>
-      <w:r>
-        <w:rPr>
-          <w:rFonts w:eastAsia="Calibri"/>
-        </w:rPr>
-        <w:t xml:space="preserve"> </w:t>
-      </w:r>
-      <w:r>
-        <w:rPr>
-          <w:rFonts w:eastAsia="Calibri"/>
-        </w:rPr>
-        <w:t>Icing Studies</w:t>
-      </w:r>
-    </w:p>
-    <w:p>
-      <w:pPr>
-        <w:spacing w:after="40"/>
-        <w:rPr>
-          <w:rFonts w:eastAsia="Calibri"/>
-          <w:color w:val="555555"/>
-          <w:sz w:val="18"/>
-          <w:szCs w:val="18"/>
-        </w:rPr>
-      </w:pPr>
-      <w:bookmarkStart w:id="12" w:name="OLE_LINK11"/>
-      <w:r>
-        <w:rPr>
-          <w:rFonts w:eastAsia="Calibri"/>
-          <w:i/>
-          <w:iCs/>
-          <w:color w:val="555555"/>
-          <w:sz w:val="18"/>
-          <w:szCs w:val="18"/>
-        </w:rPr>
-        <w:t xml:space="preserve">Environmental Simulation, Experimental Automation, Droplet Control, Electrostatic Surface Charging, High-Speed </w:t>
-      </w:r>
-      <w:r>
-        <w:rPr>
-          <w:rFonts w:eastAsia="Calibri"/>
-          <w:i/>
-          <w:iCs/>
-          <w:color w:val="555555"/>
-          <w:sz w:val="18"/>
-          <w:szCs w:val="18"/>
-        </w:rPr>
-        <w:t>monitoring</w:t>
-      </w:r>
-    </w:p>
-    <w:bookmarkEnd w:id="12"/>
+        <w:t>and ~1,400 GPS drifter coordinates from 278 sampling stations across an 11 sq. km study area into validated, structured outputs for downstream hydrodynamic model benchmarking.</w:t>
+      </w:r>
+    </w:p>
     <w:p>
       <w:pPr>
         <w:pStyle w:val="ListParagraph"/>
@@ -1337,218 +792,72 @@
           <w:numId w:val="2"/>
         </w:numPr>
         <w:spacing w:before="120"/>
-        <w:rPr>
-          <w:b/>
-          <w:bCs/>
-        </w:rPr>
-      </w:pPr>
-      <w:r>
-        <w:rPr>
-          <w:b/>
-          <w:bCs/>
-        </w:rPr>
-        <w:t xml:space="preserve">Designed and </w:t>
-      </w:r>
-      <w:r>
-        <w:rPr>
-          <w:b/>
-          <w:bCs/>
-        </w:rPr>
-        <w:t>fabricate</w:t>
-      </w:r>
-      <w:r>
-        <w:rPr>
-          <w:b/>
-          <w:bCs/>
-        </w:rPr>
-        <w:t>d</w:t>
-      </w:r>
-      <w:r>
-        <w:rPr>
-          <w:b/>
-          <w:bCs/>
-        </w:rPr>
-        <w:t xml:space="preserve"> an automated icing-environment simulation chamber</w:t>
-      </w:r>
-      <w:r>
-        <w:t xml:space="preserve"> for controlled droplet-impact testing, integrating temperature</w:t>
-      </w:r>
-      <w:r>
-        <w:t xml:space="preserve"> and </w:t>
-      </w:r>
-      <w:r>
-        <w:t xml:space="preserve">humidity control, supercooled droplet generation, adjustable droplet </w:t>
-      </w:r>
-      <w:r>
-        <w:t>(</w:t>
-      </w:r>
-      <w:r>
-        <w:t>angle</w:t>
-      </w:r>
-      <w:r>
-        <w:t>,</w:t>
-      </w:r>
-      <w:r>
-        <w:rPr>
-          <w:rFonts w:hint="eastAsia"/>
+      </w:pPr>
+      <w:r>
+        <w:rPr>
+          <w:b/>
+          <w:bCs/>
+        </w:rPr>
+        <w:t>Automated data validation, temporal synchronization, coordinate standardization, and multi-table output generation;</w:t>
+      </w:r>
+      <w:r>
+        <w:t xml:space="preserve"> developed ~20 schema-enforced Python scripts for zero-touch regeneration of publication-ready geospatial maps and statistical plots from raw field data.</w:t>
+      </w:r>
+    </w:p>
+    <w:p>
+      <w:pPr>
+        <w:spacing w:before="240" w:after="30"/>
+        <w:rPr>
+          <w:rFonts w:eastAsia="Calibri"/>
+        </w:rPr>
+      </w:pPr>
+      <w:r>
+        <w:rPr>
+          <w:rFonts w:eastAsia="Calibri"/>
+          <w:b/>
+          <w:bCs/>
+        </w:rPr>
+        <w:t xml:space="preserve">Automated </w:t>
+      </w:r>
+      <w:r>
+        <w:rPr>
+          <w:b/>
+          <w:bCs/>
+        </w:rPr>
+        <w:t>Inline</w:t>
+      </w:r>
+      <w:r>
+        <w:rPr>
+          <w:rFonts w:eastAsia="Calibri"/>
+          <w:b/>
+          <w:bCs/>
+        </w:rPr>
+        <w:t xml:space="preserve"> Chip Reactor — </w:t>
+      </w:r>
+      <w:r>
+        <w:rPr>
+          <w:rFonts w:eastAsia="Calibri"/>
+        </w:rPr>
+        <w:t>Continuous-Flow Platform for Perpetual</w:t>
+      </w:r>
+      <w:r>
+        <w:rPr>
+          <w:rFonts w:eastAsia="Calibri"/>
+          <w:b/>
+          <w:bCs/>
         </w:rPr>
         <w:t xml:space="preserve"> </w:t>
       </w:r>
       <w:r>
-        <w:t>speed</w:t>
-      </w:r>
-      <w:r>
-        <w:t xml:space="preserve">, </w:t>
-      </w:r>
-      <w:r>
-        <w:rPr>
-          <w:rFonts w:hint="eastAsia"/>
-        </w:rPr>
-        <w:t>f</w:t>
-      </w:r>
-      <w:r>
-        <w:t>requency</w:t>
-      </w:r>
-      <w:r>
-        <w:t xml:space="preserve">, </w:t>
-      </w:r>
-      <w:r>
-        <w:t>size</w:t>
-      </w:r>
-      <w:r>
-        <w:t>)</w:t>
-      </w:r>
-      <w:r>
-        <w:t xml:space="preserve">, </w:t>
-      </w:r>
-      <w:r>
-        <w:t>sample-stage cooling and rotation, control panels, and high-speed monitoring.</w:t>
-      </w:r>
-    </w:p>
-    <w:p>
-      <w:pPr>
-        <w:pStyle w:val="ListParagraph"/>
-        <w:numPr>
-          <w:ilvl w:val="0"/>
-          <w:numId w:val="2"/>
-        </w:numPr>
-        <w:rPr>
-          <w:b/>
-          <w:bCs/>
-        </w:rPr>
-      </w:pPr>
-      <w:r>
-        <w:rPr>
-          <w:b/>
-          <w:bCs/>
-        </w:rPr>
-        <w:t xml:space="preserve">Integrated </w:t>
-      </w:r>
-      <w:r>
-        <w:rPr>
-          <w:b/>
-          <w:bCs/>
-        </w:rPr>
-        <w:t xml:space="preserve">an electrostatic surface-charging module </w:t>
-      </w:r>
-      <w:r>
-        <w:t>with a negative ion generator, high-voltage power supply, grounded shield, and sample stage to simulate charged icing environments and quantify voltage-dependent droplet contact time, expansion ratio, and rebound behavior across superhydrophobic surfaces.</w:t>
-      </w:r>
-    </w:p>
-    <w:p>
-      <w:pPr>
-        <w:spacing w:before="160" w:after="60"/>
-        <w:rPr>
-          <w:rFonts w:eastAsia="Calibri"/>
-          <w:b/>
-          <w:bCs/>
-          <w:color w:val="1A3A5C"/>
-          <w:sz w:val="21"/>
-          <w:szCs w:val="21"/>
-        </w:rPr>
-      </w:pPr>
-      <w:r>
-        <w:rPr>
-          <w:rFonts w:eastAsia="Calibri"/>
-          <w:b/>
-          <w:bCs/>
-          <w:color w:val="1A3A5C"/>
-          <w:sz w:val="21"/>
-          <w:szCs w:val="21"/>
-        </w:rPr>
-        <w:t>AI-Powered Applications</w:t>
-      </w:r>
-    </w:p>
-    <w:p>
-      <w:pPr>
-        <w:spacing w:before="240" w:after="30"/>
-        <w:rPr>
-          <w:color w:val="000000"/>
-        </w:rPr>
-      </w:pPr>
-      <w:r>
-        <w:rPr>
-          <w:rFonts w:eastAsia="Calibri"/>
-          <w:b/>
-          <w:bCs/>
-          <w:color w:val="000000"/>
-        </w:rPr>
-        <w:t>Kinapse</w:t>
-      </w:r>
-      <w:r>
-        <w:rPr>
-          <w:rFonts w:eastAsia="Calibri"/>
-          <w:color w:val="000000"/>
-        </w:rPr>
-        <w:t xml:space="preserve">  </w:t>
-      </w:r>
-      <w:r>
-        <w:rPr>
-          <w:rFonts w:eastAsia="Calibri"/>
-          <w:b/>
-          <w:bCs/>
-        </w:rPr>
-        <w:t>—</w:t>
-      </w:r>
-      <w:r>
-        <w:rPr>
-          <w:rFonts w:eastAsia="Calibri"/>
-          <w:color w:val="000000"/>
-        </w:rPr>
-        <w:t xml:space="preserve"> </w:t>
-      </w:r>
-      <w:r>
-        <w:rPr>
-          <w:color w:val="000000"/>
-        </w:rPr>
-        <w:t xml:space="preserve"> </w:t>
-      </w:r>
-      <w:r>
-        <w:rPr>
-          <w:rFonts w:eastAsia="Calibri"/>
-          <w:color w:val="000000"/>
-        </w:rPr>
-        <w:t xml:space="preserve">Voice-First AI </w:t>
-      </w:r>
-      <w:r>
-        <w:rPr>
-          <w:color w:val="000000"/>
-        </w:rPr>
-        <w:t>Proficiency</w:t>
-      </w:r>
-      <w:r>
-        <w:rPr>
-          <w:rFonts w:eastAsia="Calibri"/>
-          <w:color w:val="000000"/>
-        </w:rPr>
-        <w:t xml:space="preserve"> Coach</w:t>
+        <w:rPr>
+          <w:rFonts w:eastAsia="Calibri"/>
+        </w:rPr>
+        <w:t>Biomanufacturing</w:t>
       </w:r>
     </w:p>
     <w:p>
       <w:pPr>
         <w:spacing w:after="40"/>
-      </w:pPr>
-      <w:r>
         <w:rPr>
           <w:rFonts w:eastAsia="Calibri"/>
           <w:i/>
@@ -1557,40 +866,16 @@
           <w:sz w:val="18"/>
           <w:szCs w:val="18"/>
         </w:rPr>
-        <w:t xml:space="preserve">Gemini Live Agent </w:t>
-      </w:r>
-      <w:r>
-        <w:rPr>
-          <w:rFonts w:eastAsia="Calibri"/>
-          <w:i/>
-          <w:iCs/>
+      </w:pPr>
+      <w:r>
+        <w:rPr>
+          <w:rFonts w:eastAsia="Calibri"/>
+          <w:i/>
           <w:color w:val="555555"/>
           <w:sz w:val="18"/>
           <w:szCs w:val="18"/>
         </w:rPr>
-        <w:t xml:space="preserve">Hackathon </w:t>
-      </w:r>
-      <w:r>
-        <w:rPr>
-          <w:rFonts w:eastAsia="Calibri"/>
-          <w:i/>
-          <w:iCs/>
-          <w:color w:val="555555"/>
-          <w:sz w:val="18"/>
-          <w:szCs w:val="18"/>
-        </w:rPr>
-        <w:t xml:space="preserve">|  </w:t>
-      </w:r>
-      <w:r>
-        <w:rPr>
-          <w:rFonts w:eastAsia="Calibri"/>
-          <w:i/>
-          <w:iCs/>
-          <w:color w:val="555555"/>
-          <w:sz w:val="18"/>
-          <w:szCs w:val="18"/>
-        </w:rPr>
-        <w:t>Multimodal Agents, Real-Time Streaming, RAG, Intent Classification</w:t>
+        <w:t>Microfluidic, Cartridge-Based Reactor, Inline Reactor, Bioprocessing</w:t>
       </w:r>
     </w:p>
     <w:p>
@@ -1601,134 +886,20 @@
           <w:numId w:val="2"/>
         </w:numPr>
         <w:spacing w:before="120"/>
-      </w:pPr>
-      <w:r>
-        <w:rPr>
-          <w:b/>
-        </w:rPr>
-        <w:t>Built a voice agent that helps users improve their use of LLM tools over time on macOS</w:t>
-      </w:r>
-      <w:r>
-        <w:rPr>
-          <w:bCs/>
-        </w:rPr>
-        <w:t>, converts natural speech into optimized prompts in real time, displays the rewritten prompt alongside the original for immediate comparison, and tracks per-user prompt-quality progression across sessions.</w:t>
-      </w:r>
-    </w:p>
-    <w:p>
-      <w:pPr>
-        <w:pStyle w:val="ListParagraph"/>
-        <w:numPr>
-          <w:ilvl w:val="0"/>
-          <w:numId w:val="2"/>
-        </w:numPr>
-      </w:pPr>
-      <w:r>
-        <w:rPr>
-          <w:b/>
-        </w:rPr>
-        <w:t xml:space="preserve">Engineered the real-time agent stack </w:t>
-      </w:r>
-      <w:r>
-        <w:rPr>
-          <w:bCs/>
-        </w:rPr>
-        <w:t>using Gemini Live streaming ASR with sub-second end-to-end latency, multimodal context fusion across voice, screen vision, and active-window state, and a two-layer RAG memory system combining user profile and episodic history to support personalized coaching and proficiency tracking.</w:t>
-      </w:r>
-    </w:p>
-    <w:p>
-      <w:pPr>
-        <w:spacing w:before="240" w:after="30"/>
-        <w:rPr>
-          <w:color w:val="000000"/>
-        </w:rPr>
-      </w:pPr>
-      <w:bookmarkStart w:id="13" w:name="OLE_LINK4"/>
-      <w:r>
-        <w:rPr>
-          <w:rFonts w:eastAsia="Calibri"/>
-          <w:b/>
-          <w:bCs/>
-          <w:color w:val="000000"/>
-        </w:rPr>
-        <w:t>ER Companion</w:t>
-      </w:r>
-      <w:r>
-        <w:rPr>
-          <w:rFonts w:eastAsia="Calibri"/>
-          <w:color w:val="000000"/>
-        </w:rPr>
-        <w:t xml:space="preserve">  </w:t>
-      </w:r>
-      <w:bookmarkStart w:id="14" w:name="OLE_LINK26"/>
-      <w:r>
-        <w:rPr>
-          <w:rFonts w:eastAsia="Calibri"/>
-          <w:b/>
-          <w:bCs/>
-        </w:rPr>
-        <w:t>—</w:t>
-      </w:r>
-      <w:bookmarkEnd w:id="14"/>
-      <w:r>
-        <w:rPr>
-          <w:rFonts w:eastAsia="Calibri"/>
-          <w:color w:val="000000"/>
-        </w:rPr>
-        <w:t xml:space="preserve">  Multilingual AI Triage Agent for Emergency Departments</w:t>
-      </w:r>
-    </w:p>
-    <w:p>
-      <w:pPr>
-        <w:spacing w:after="40"/>
-      </w:pPr>
-      <w:bookmarkStart w:id="15" w:name="OLE_LINK5"/>
-      <w:r>
-        <w:rPr>
-          <w:rFonts w:eastAsia="Calibri"/>
-          <w:i/>
-          <w:iCs/>
-          <w:color w:val="555555"/>
-          <w:sz w:val="18"/>
-          <w:szCs w:val="18"/>
-        </w:rPr>
-        <w:t xml:space="preserve">Cornell AI Health </w:t>
-      </w:r>
-      <w:bookmarkStart w:id="16" w:name="OLE_LINK13"/>
-      <w:r>
-        <w:rPr>
-          <w:rFonts w:eastAsia="Calibri"/>
-          <w:i/>
-          <w:iCs/>
-          <w:color w:val="555555"/>
-          <w:sz w:val="18"/>
-          <w:szCs w:val="18"/>
-        </w:rPr>
-        <w:t xml:space="preserve">Hackathon  </w:t>
-      </w:r>
-      <w:bookmarkEnd w:id="16"/>
-      <w:r>
-        <w:rPr>
-          <w:rFonts w:eastAsia="Calibri"/>
-          <w:i/>
-          <w:iCs/>
-          <w:color w:val="555555"/>
-          <w:sz w:val="18"/>
-          <w:szCs w:val="18"/>
-        </w:rPr>
-        <w:t xml:space="preserve">|  Winning Project  |  </w:t>
-      </w:r>
-      <w:bookmarkEnd w:id="15"/>
-      <w:r>
-        <w:rPr>
-          <w:rFonts w:eastAsia="Calibri"/>
-          <w:i/>
-          <w:iCs/>
-          <w:color w:val="555555"/>
-          <w:sz w:val="18"/>
-          <w:szCs w:val="18"/>
-        </w:rPr>
-        <w:t>Gemini Live API, WebSocket Streaming, Function Calling, Multilingual NLP</w:t>
+        <w:rPr>
+          <w:b/>
+          <w:bCs/>
+        </w:rPr>
+      </w:pPr>
+      <w:r>
+        <w:rPr>
+          <w:b/>
+          <w:bCs/>
+        </w:rPr>
+        <w:t>Designed and assembled modular continuous-flow chip reactors</w:t>
+      </w:r>
+      <w:r>
+        <w:t xml:space="preserve"> integrating DNA-immobilized NucleoMesh cartridges, PDMS spacers, acrylic plates, tubing, syringe-pump flow control, and temperature-controlled operation for continuous RNA/DNA production.</w:t>
       </w:r>
     </w:p>
     <w:p>
@@ -1740,26 +911,71 @@
         </w:numPr>
         <w:spacing w:before="120"/>
         <w:rPr>
-          <w:color w:val="000000"/>
-        </w:rPr>
-      </w:pPr>
-      <w:r>
-        <w:rPr>
-          <w:rFonts w:eastAsia="Calibri"/>
-          <w:b/>
-          <w:bCs/>
-          <w:color w:val="000000"/>
-        </w:rPr>
-        <w:t>Built a multilingual AI voice-triage system for non-English-speaking ER patients</w:t>
-      </w:r>
-      <w:r>
-        <w:rPr>
-          <w:rFonts w:eastAsia="Calibri"/>
-          <w:color w:val="000000"/>
-        </w:rPr>
-        <w:t>, capturing structured symptom histories in real time across 8 automatically detected languages and delivering parsed intake data to a nurse-facing dashboard; implemented OPQRST-guided questioning through Gemini function calls and dual-layer documentation preserving both the patient’s original wording and an AI-generated English paraphrase.</w:t>
-      </w:r>
-    </w:p>
+          <w:b/>
+          <w:bCs/>
+        </w:rPr>
+      </w:pPr>
+      <w:r>
+        <w:rPr>
+          <w:b/>
+          <w:bCs/>
+        </w:rPr>
+        <w:t>Built and optimized the reactor hardware workflow</w:t>
+      </w:r>
+      <w:r>
+        <w:t xml:space="preserve"> across flow rate, enzyme delivery, temperature, reagent conditions, and cartridge operation, translating a material-based nucleic-acid production concept into a controllable microfluidic biomanufacturing </w:t>
+      </w:r>
+      <w:r>
+        <w:t>platform.</w:t>
+      </w:r>
+    </w:p>
+    <w:bookmarkEnd w:id="11"/>
+    <w:p>
+      <w:pPr>
+        <w:spacing w:before="240" w:after="30"/>
+        <w:rPr>
+          <w:rFonts w:eastAsia="Calibri"/>
+        </w:rPr>
+      </w:pPr>
+      <w:r>
+        <w:rPr>
+          <w:rFonts w:eastAsia="Calibri"/>
+          <w:b/>
+          <w:bCs/>
+        </w:rPr>
+        <w:t xml:space="preserve">Automated Environment Simulation Chamber — </w:t>
+      </w:r>
+      <w:r>
+        <w:rPr>
+          <w:rFonts w:eastAsia="Calibri"/>
+        </w:rPr>
+        <w:t>Environmental Simulation Platform for Materials Testing</w:t>
+      </w:r>
+    </w:p>
+    <w:p>
+      <w:pPr>
+        <w:spacing w:after="40"/>
+        <w:rPr>
+          <w:rFonts w:eastAsia="Calibri"/>
+          <w:color w:val="555555"/>
+          <w:sz w:val="18"/>
+          <w:szCs w:val="18"/>
+        </w:rPr>
+      </w:pPr>
+      <w:bookmarkStart w:id="12" w:name="OLE_LINK11"/>
+      <w:r>
+        <w:rPr>
+          <w:rFonts w:eastAsia="Calibri"/>
+          <w:i/>
+          <w:iCs/>
+          <w:color w:val="555555"/>
+          <w:sz w:val="18"/>
+          <w:szCs w:val="18"/>
+        </w:rPr>
+        <w:t>Environmental Simulation, Experimental Automation, Droplet Control, Electrostatic Surface Charging, High-Speed Monitoring</w:t>
+      </w:r>
+    </w:p>
+    <w:bookmarkEnd w:id="12"/>
     <w:p>
       <w:pPr>
         <w:pStyle w:val="ListParagraph"/>
@@ -1767,48 +983,308 @@
           <w:ilvl w:val="0"/>
           <w:numId w:val="2"/>
         </w:numPr>
+        <w:spacing w:before="120"/>
+        <w:rPr>
+          <w:b/>
+          <w:bCs/>
+        </w:rPr>
+      </w:pPr>
+      <w:r>
+        <w:rPr>
+          <w:b/>
+          <w:bCs/>
+        </w:rPr>
+        <w:t xml:space="preserve">Designed and fabricated an automated environmental simulation chamber </w:t>
+      </w:r>
+      <w:r>
+        <w:t>for controlled droplet-impact testing, integrating temperature and humidity control, supercooled droplet generation, adjustable droplet parameters (angle, speed, frequency, size), sample-stage cooling and rotation, control panels, and high-speed monitoring.</w:t>
+      </w:r>
+    </w:p>
+    <w:p>
+      <w:pPr>
+        <w:pStyle w:val="ListParagraph"/>
+        <w:numPr>
+          <w:ilvl w:val="0"/>
+          <w:numId w:val="2"/>
+        </w:numPr>
+        <w:spacing w:before="120"/>
+        <w:rPr>
+          <w:b/>
+          <w:bCs/>
+        </w:rPr>
+      </w:pPr>
+      <w:r>
+        <w:rPr>
+          <w:b/>
+          <w:bCs/>
+        </w:rPr>
+        <w:t>Integrated an electrostatic surface-charging module</w:t>
+      </w:r>
+      <w:r>
+        <w:t xml:space="preserve"> with a negative ion generator, high-voltage power supply, grounded shield, and sample stage to simulate charged icing environments and quantify voltage-dependent droplet contact time, expansion ratio, and rebound behavior across superhydrophobic surfaces.</w:t>
+      </w:r>
+    </w:p>
+    <w:p>
+      <w:pPr>
+        <w:spacing w:before="160" w:after="60"/>
+        <w:rPr>
+          <w:rFonts w:eastAsia="Calibri"/>
+          <w:b/>
+          <w:bCs/>
+          <w:color w:val="1A3A5C"/>
+          <w:sz w:val="21"/>
+          <w:szCs w:val="21"/>
+        </w:rPr>
+      </w:pPr>
+      <w:r>
+        <w:rPr>
+          <w:rFonts w:eastAsia="Calibri"/>
+          <w:b/>
+          <w:bCs/>
+          <w:color w:val="1A3A5C"/>
+          <w:sz w:val="21"/>
+          <w:szCs w:val="21"/>
+        </w:rPr>
+        <w:t>Real-Time Voice &amp; Multimodal AI Agents</w:t>
+      </w:r>
+    </w:p>
+    <w:p>
+      <w:pPr>
+        <w:spacing w:before="240" w:after="30"/>
         <w:rPr>
           <w:color w:val="000000"/>
         </w:rPr>
       </w:pPr>
-      <w:r>
-        <w:rPr>
-          <w:rFonts w:eastAsia="Calibri"/>
-          <w:b/>
-          <w:bCs/>
+      <w:bookmarkStart w:id="13" w:name="OLE_LINK4"/>
+      <w:r>
+        <w:rPr>
+          <w:b/>
+          <w:bCs/>
+        </w:rPr>
+        <w:t>Kinapse</w:t>
+      </w:r>
+      <w:r>
+        <w:t xml:space="preserve"> — Voice-First AI Workflow Coach for Prompting and App Context</w:t>
+      </w:r>
+    </w:p>
+    <w:p>
+      <w:pPr>
+        <w:spacing w:after="40"/>
+        <w:rPr>
+          <w:rFonts w:eastAsia="Calibri"/>
+          <w:i/>
+          <w:iCs/>
+          <w:color w:val="555555"/>
+          <w:sz w:val="18"/>
+          <w:szCs w:val="18"/>
+        </w:rPr>
+      </w:pPr>
+      <w:r>
+        <w:rPr>
+          <w:rFonts w:eastAsia="Calibri"/>
+          <w:i/>
+          <w:iCs/>
+          <w:color w:val="555555"/>
+          <w:sz w:val="18"/>
+          <w:szCs w:val="18"/>
+        </w:rPr>
+        <w:t>Gemini Live Agent Hackathon | Real-Time Voice Agent | Electron + FastAPI | GCP Cloud Run | Multimodal Context | RAG Memory</w:t>
+      </w:r>
+    </w:p>
+    <w:p>
+      <w:pPr>
+        <w:pStyle w:val="ListParagraph"/>
+        <w:numPr>
+          <w:ilvl w:val="0"/>
+          <w:numId w:val="2"/>
+        </w:numPr>
+        <w:spacing w:before="120"/>
+      </w:pPr>
+      <w:r>
+        <w:rPr>
+          <w:b/>
+          <w:bCs/>
+        </w:rPr>
+        <w:t>Built and shipped a macOS voice agent that helps users improve their use of AI tools through real-time prompt coaching:</w:t>
+      </w:r>
+      <w:r>
+        <w:t xml:space="preserve"> users speak naturally, compare their original input with an optimized prompt, apply the result directly within the active application, and track prompt-quality progression across sessions.</w:t>
+      </w:r>
+    </w:p>
+    <w:p>
+      <w:pPr>
+        <w:pStyle w:val="ListParagraph"/>
+        <w:numPr>
+          <w:ilvl w:val="0"/>
+          <w:numId w:val="2"/>
+        </w:numPr>
+        <w:spacing w:before="120"/>
+      </w:pPr>
+      <w:r>
+        <w:rPr>
+          <w:b/>
+          <w:bCs/>
+        </w:rPr>
+        <w:t>Engineered a real-time multimodal agent stack with Gemini Live streaming ASR,</w:t>
+      </w:r>
+      <w:r>
+        <w:t xml:space="preserve"> sub-second interaction latency, an Electron client, and a Python/FastAPI backend deployed on GCP Cloud Run, combining voice, screen context, active-window state, and a two-layer RAG memory system for personalized prompt coaching across sessions.</w:t>
+      </w:r>
+    </w:p>
+    <w:bookmarkEnd w:id="6"/>
+    <w:bookmarkEnd w:id="13"/>
+    <w:p>
+      <w:pPr>
+        <w:spacing w:before="240" w:after="30"/>
+        <w:rPr>
           <w:color w:val="000000"/>
         </w:rPr>
-        <w:t>Designed the clinical safety layer with dual-track red-flag detection</w:t>
-      </w:r>
-      <w:r>
-        <w:rPr>
-          <w:rFonts w:eastAsia="Calibri"/>
+      </w:pPr>
+      <w:r>
+        <w:rPr>
+          <w:rFonts w:eastAsia="Calibri"/>
+          <w:b/>
+          <w:bCs/>
           <w:color w:val="000000"/>
         </w:rPr>
-        <w:t>, 150+ multilingual regex patterns across 4 condition categories for instant frontend alerts, combined with Gemini function-call severity screening using ESI-2 threshold logic and special-population adjustments for elderly, pediatric, and immunocompromised patients. Added automated 7-minute check-ins to track pain-score changes over time.  |  GitHub: github.com/AlbanLi0314/er-companion</w:t>
-      </w:r>
-    </w:p>
-    <w:bookmarkEnd w:id="8"/>
-    <w:bookmarkEnd w:id="13"/>
-    <w:p>
-      <w:pPr>
-        <w:rPr>
-          <w:rFonts w:eastAsia="Calibri"/>
-          <w:b/>
-          <w:bCs/>
+        <w:t>ER Companion</w:t>
+      </w:r>
+      <w:bookmarkStart w:id="14" w:name="OLE_LINK26"/>
+      <w:r>
+        <w:rPr>
+          <w:rFonts w:eastAsia="Calibri"/>
+          <w:b/>
+          <w:bCs/>
+        </w:rPr>
+        <w:t xml:space="preserve"> — </w:t>
+      </w:r>
+      <w:bookmarkEnd w:id="14"/>
+      <w:r>
+        <w:rPr>
+          <w:rFonts w:eastAsia="Calibri"/>
           <w:color w:val="000000"/>
         </w:rPr>
-      </w:pPr>
-      <w:r>
-        <w:rPr>
-          <w:rFonts w:eastAsia="Calibri"/>
-          <w:b/>
-          <w:bCs/>
+        <w:t xml:space="preserve">Multilingual Voice Agent for </w:t>
+      </w:r>
+      <w:r>
+        <w:t>Structured</w:t>
+      </w:r>
+      <w:r>
+        <w:rPr>
+          <w:rFonts w:eastAsia="Calibri"/>
           <w:color w:val="000000"/>
         </w:rPr>
-        <w:br w:type="page"/>
-      </w:r>
-    </w:p>
+        <w:t xml:space="preserve"> </w:t>
+      </w:r>
+      <w:r>
+        <w:rPr>
+          <w:rFonts w:eastAsia="Calibri"/>
+          <w:color w:val="000000"/>
+        </w:rPr>
+        <w:t>Emergency-Department Intake</w:t>
+      </w:r>
+    </w:p>
+    <w:p>
+      <w:pPr>
+        <w:spacing w:after="40"/>
+        <w:rPr>
+          <w:rFonts w:eastAsia="Calibri"/>
+          <w:i/>
+          <w:iCs/>
+          <w:color w:val="555555"/>
+          <w:sz w:val="18"/>
+          <w:szCs w:val="18"/>
+        </w:rPr>
+      </w:pPr>
+      <w:bookmarkStart w:id="15" w:name="OLE_LINK13"/>
+      <w:bookmarkStart w:id="16" w:name="OLE_LINK5"/>
+      <w:bookmarkEnd w:id="15"/>
+      <w:bookmarkEnd w:id="16"/>
+      <w:r>
+        <w:rPr>
+          <w:rFonts w:eastAsia="Calibri"/>
+          <w:i/>
+          <w:iCs/>
+          <w:color w:val="555555"/>
+          <w:sz w:val="18"/>
+          <w:szCs w:val="18"/>
+        </w:rPr>
+        <w:t>Winning Project of Cornell AI Health Hackathon</w:t>
+      </w:r>
+      <w:r>
+        <w:rPr>
+          <w:rFonts w:eastAsia="Calibri" w:hint="eastAsia"/>
+          <w:i/>
+          <w:iCs/>
+          <w:color w:val="555555"/>
+          <w:sz w:val="18"/>
+          <w:szCs w:val="18"/>
+        </w:rPr>
+        <w:t xml:space="preserve"> </w:t>
+      </w:r>
+      <w:r>
+        <w:rPr>
+          <w:rFonts w:eastAsia="Calibri"/>
+          <w:i/>
+          <w:iCs/>
+          <w:color w:val="555555"/>
+          <w:sz w:val="18"/>
+          <w:szCs w:val="18"/>
+        </w:rPr>
+        <w:t>| Gemini Live API, WebSocket Streaming, Function Calling | Multilingual NLP</w:t>
+      </w:r>
+    </w:p>
+    <w:p>
+      <w:pPr>
+        <w:pStyle w:val="ListParagraph"/>
+        <w:numPr>
+          <w:ilvl w:val="0"/>
+          <w:numId w:val="2"/>
+        </w:numPr>
+        <w:spacing w:before="120"/>
+        <w:rPr>
+          <w:b/>
+          <w:bCs/>
+        </w:rPr>
+      </w:pPr>
+      <w:r>
+        <w:rPr>
+          <w:b/>
+          <w:bCs/>
+        </w:rPr>
+        <w:lastRenderedPageBreak/>
+        <w:t>Built a patient-facing multilingual voice agent for emergency-department intake,</w:t>
+      </w:r>
+      <w:r>
+        <w:t xml:space="preserve"> helping non-English-speaking patients describe symptoms in real time while structuring the conversation through OPQRST-guided LLM function calls and delivering parsed symptom histories to a nurse-facing dashboard.</w:t>
+      </w:r>
+    </w:p>
+    <w:p>
+      <w:pPr>
+        <w:pStyle w:val="ListParagraph"/>
+        <w:numPr>
+          <w:ilvl w:val="0"/>
+          <w:numId w:val="2"/>
+        </w:numPr>
+        <w:spacing w:before="120"/>
+        <w:rPr>
+          <w:rFonts w:hint="eastAsia"/>
+          <w:b/>
+          <w:bCs/>
+        </w:rPr>
+      </w:pPr>
+      <w:r>
+        <w:rPr>
+          <w:b/>
+          <w:bCs/>
+        </w:rPr>
+        <w:t>Designed a safety and escalation layer</w:t>
+      </w:r>
+      <w:r>
+        <w:t xml:space="preserve"> combining instant red-flag alerts, 150+ multilingual regex patterns across 4 condition categories, Gemini function-call severity screening with ESI-2 threshold logic, special-population adjustments, and automated 7-minute pain-score check-ins to support safer clinical handoff. | GitHub: github.com/AlbanLi0314/er-companion</w:t>
+      </w:r>
+    </w:p>
+    <w:bookmarkEnd w:id="7"/>
     <w:p>
       <w:pPr>
         <w:pBdr>
@@ -1825,8 +1301,7 @@
           <w:sz w:val="21"/>
           <w:szCs w:val="21"/>
         </w:rPr>
-        <w:lastRenderedPageBreak/>
-        <w:t>RESEARCH EXPERIENCE</w:t>
+        <w:t>SCIENTIFIC R&amp;D EXPERIENCE</w:t>
       </w:r>
     </w:p>
     <w:p>
@@ -1867,8 +1342,13 @@
           <w:sz w:val="18"/>
           <w:szCs w:val="18"/>
         </w:rPr>
-        <w:t xml:space="preserve">Feb 2021 </w:t>
-      </w:r>
+        <w:t>Feb 2021 – May 2026</w:t>
+      </w:r>
+    </w:p>
+    <w:p>
+      <w:pPr>
+        <w:spacing w:after="40"/>
+      </w:pPr>
       <w:r>
         <w:rPr>
           <w:rFonts w:eastAsia="Calibri"/>
@@ -1878,136 +1358,60 @@
           <w:sz w:val="18"/>
           <w:szCs w:val="18"/>
         </w:rPr>
-        <w:t>–</w:t>
-      </w:r>
-      <w:r>
-        <w:rPr>
-          <w:rFonts w:eastAsia="Calibri"/>
-          <w:i/>
-          <w:iCs/>
+        <w:t>DNA Materials Lab, Advisor: Prof. Dan Luo  |  Cornell University, Ithaca, NY</w:t>
+      </w:r>
+      <w:bookmarkEnd w:id="17"/>
+    </w:p>
+    <w:p>
+      <w:pPr>
+        <w:spacing w:before="240" w:after="30"/>
+        <w:rPr>
+          <w:rFonts w:eastAsia="Calibri"/>
+        </w:rPr>
+      </w:pPr>
+      <w:r>
+        <w:rPr>
+          <w:rFonts w:eastAsia="Calibri"/>
+          <w:b/>
+          <w:bCs/>
+        </w:rPr>
+        <w:t xml:space="preserve">Environmental Monitoring Nanobiotechnology — </w:t>
+      </w:r>
+      <w:r>
+        <w:rPr>
+          <w:rFonts w:eastAsia="Calibri"/>
+        </w:rPr>
+        <w:t>DNA-Barcoded PLGA nanoparticle Tracers for Lake-Scale Monitoring</w:t>
+      </w:r>
+    </w:p>
+    <w:p>
+      <w:pPr>
+        <w:spacing w:after="120"/>
+        <w:rPr>
+          <w:rFonts w:eastAsia="Calibri"/>
+          <w:i/>
           <w:color w:val="555555"/>
           <w:sz w:val="18"/>
           <w:szCs w:val="18"/>
         </w:rPr>
-        <w:t xml:space="preserve"> </w:t>
-      </w:r>
-      <w:r>
-        <w:rPr>
-          <w:rFonts w:eastAsia="Calibri"/>
-          <w:i/>
-          <w:iCs/>
+      </w:pPr>
+      <w:r>
+        <w:rPr>
+          <w:rFonts w:eastAsia="Calibri"/>
+          <w:i/>
           <w:color w:val="555555"/>
           <w:sz w:val="18"/>
           <w:szCs w:val="18"/>
         </w:rPr>
-        <w:t>May 2026</w:t>
-      </w:r>
-    </w:p>
-    <w:p>
-      <w:pPr>
-        <w:spacing w:after="40"/>
-      </w:pPr>
-      <w:r>
-        <w:rPr>
-          <w:rFonts w:eastAsia="Calibri"/>
-          <w:i/>
-          <w:iCs/>
+        <w:t>Environmental Monitoring  |  Molecular Detection  |  Polymer Engineering</w:t>
+      </w:r>
+      <w:r>
+        <w:rPr>
+          <w:rFonts w:eastAsia="Calibri"/>
+          <w:i/>
           <w:color w:val="555555"/>
           <w:sz w:val="18"/>
           <w:szCs w:val="18"/>
-        </w:rPr>
-        <w:t>DNA Materials Lab, Advisor: Prof. Dan Luo  |  Cornell University, Ithaca, NY</w:t>
-      </w:r>
-    </w:p>
-    <w:bookmarkEnd w:id="17"/>
-    <w:p>
-      <w:pPr>
-        <w:spacing w:before="140" w:after="4"/>
-      </w:pPr>
-      <w:r>
-        <w:rPr>
-          <w:rFonts w:eastAsia="Calibri"/>
-          <w:i/>
-          <w:iCs/>
-          <w:color w:val="888888"/>
-          <w:sz w:val="17"/>
-          <w:szCs w:val="17"/>
-        </w:rPr>
-        <w:t xml:space="preserve">Environmental </w:t>
-      </w:r>
-      <w:r>
-        <w:rPr>
-          <w:rFonts w:eastAsia="Calibri"/>
-          <w:i/>
-          <w:iCs/>
-          <w:color w:val="888888"/>
-          <w:sz w:val="17"/>
-          <w:szCs w:val="17"/>
-        </w:rPr>
-        <w:t>Monito</w:t>
-      </w:r>
-      <w:r>
-        <w:rPr>
-          <w:rFonts w:eastAsia="Calibri"/>
-          <w:i/>
-          <w:iCs/>
-          <w:color w:val="888888"/>
-          <w:sz w:val="17"/>
-          <w:szCs w:val="17"/>
-        </w:rPr>
-        <w:t xml:space="preserve">ring  |  </w:t>
-      </w:r>
-      <w:r>
-        <w:rPr>
-          <w:rFonts w:eastAsia="Calibri"/>
-          <w:i/>
-          <w:iCs/>
-          <w:color w:val="888888"/>
-          <w:sz w:val="17"/>
-          <w:szCs w:val="17"/>
-        </w:rPr>
-        <w:t>Molecular Detection</w:t>
-      </w:r>
-      <w:r>
-        <w:rPr>
-          <w:rFonts w:eastAsia="Calibri"/>
-          <w:i/>
-          <w:iCs/>
-          <w:color w:val="888888"/>
-          <w:sz w:val="17"/>
-          <w:szCs w:val="17"/>
-        </w:rPr>
-        <w:t xml:space="preserve">  |  Polymer Engineering</w:t>
-      </w:r>
-    </w:p>
-    <w:p>
-      <w:pPr>
-        <w:tabs>
-          <w:tab w:val="right" w:pos="10224"/>
-        </w:tabs>
-        <w:spacing w:before="50" w:after="30"/>
-      </w:pPr>
-      <w:r>
-        <w:rPr>
-          <w:rFonts w:eastAsia="Calibri"/>
-          <w:b/>
-          <w:bCs/>
-          <w:color w:val="111111"/>
-        </w:rPr>
-        <w:t xml:space="preserve">DNA-Barcoded PLGA Microparticle Tracers </w:t>
-      </w:r>
-      <w:r>
-        <w:rPr>
-          <w:rFonts w:eastAsia="Calibri"/>
-          <w:b/>
-          <w:bCs/>
-          <w:color w:val="111111"/>
-        </w:rPr>
-        <w:t>for Environmental DNA Tracing</w:t>
-      </w:r>
-      <w:r>
-        <w:rPr>
-          <w:rFonts w:eastAsia="Calibri"/>
         </w:rPr>
         <w:tab/>
       </w:r>
@@ -2028,7 +1432,25 @@
           <w:bCs/>
           <w:color w:val="111111"/>
         </w:rPr>
-        <w:t xml:space="preserve">Designed, fabricated, and deployed DNA-barcoded biodegradable PLGA microparticle tracers </w:t>
+        <w:t xml:space="preserve">Designed, fabricated, and deployed DNA-barcoded biodegradable PLGA </w:t>
+      </w:r>
+      <w:r>
+        <w:rPr>
+          <w:rFonts w:eastAsia="Calibri" w:hint="eastAsia"/>
+          <w:b/>
+          <w:bCs/>
+          <w:color w:val="111111"/>
+        </w:rPr>
+        <w:t>nano</w:t>
+      </w:r>
+      <w:r>
+        <w:rPr>
+          <w:rFonts w:eastAsia="Calibri"/>
+          <w:b/>
+          <w:bCs/>
+          <w:color w:val="111111"/>
+        </w:rPr>
+        <w:t xml:space="preserve">particle tracers </w:t>
       </w:r>
       <w:r>
         <w:rPr>
@@ -2089,14 +1511,7 @@
           <w:b/>
           <w:bCs/>
         </w:rPr>
-        <w:t>F</w:t>
-      </w:r>
-      <w:r>
-        <w:rPr>
-          <w:b/>
-          <w:bCs/>
-        </w:rPr>
-        <w:t>irst-author paper</w:t>
+        <w:t>First-author paper</w:t>
       </w:r>
       <w:r>
         <w:t xml:space="preserve"> in </w:t>
@@ -2108,54 +1523,52 @@
         <w:t>Environmental Science &amp; Technology</w:t>
       </w:r>
       <w:r>
-        <w:t xml:space="preserve"> (IF = 11.3), 202</w:t>
-      </w:r>
-      <w:r>
-        <w:t>5</w:t>
-      </w:r>
-      <w:r>
-        <w:t>.</w:t>
-      </w:r>
-    </w:p>
-    <w:p>
-      <w:pPr>
-        <w:spacing w:before="140" w:after="4"/>
+        <w:t xml:space="preserve"> (IF = 11.3), 2025.</w:t>
+      </w:r>
+    </w:p>
+    <w:p>
+      <w:pPr>
+        <w:spacing w:before="240" w:after="30"/>
+        <w:rPr>
+          <w:rFonts w:eastAsia="Calibri"/>
+        </w:rPr>
       </w:pPr>
       <w:bookmarkStart w:id="18" w:name="OLE_LINK15"/>
-      <w:bookmarkEnd w:id="9"/>
-      <w:r>
-        <w:rPr>
-          <w:rFonts w:eastAsia="Calibri"/>
-          <w:i/>
-          <w:iCs/>
-          <w:color w:val="888888"/>
-          <w:sz w:val="17"/>
-          <w:szCs w:val="17"/>
+      <w:r>
+        <w:rPr>
+          <w:rFonts w:eastAsia="Calibri"/>
+          <w:b/>
+          <w:bCs/>
+        </w:rPr>
+        <w:t xml:space="preserve">Self-Healing Structural Materials — </w:t>
+      </w:r>
+      <w:r>
+        <w:rPr>
+          <w:rFonts w:eastAsia="Calibri"/>
+        </w:rPr>
+        <w:t>Biomass DNA Hydrogels for Multi-Mode Crosslinking and Structural Repair</w:t>
+      </w:r>
+    </w:p>
+    <w:p>
+      <w:pPr>
+        <w:spacing w:after="120"/>
+        <w:rPr>
+          <w:rFonts w:eastAsia="Calibri"/>
+          <w:i/>
+          <w:color w:val="555555"/>
+          <w:sz w:val="18"/>
+          <w:szCs w:val="18"/>
+        </w:rPr>
+      </w:pPr>
+      <w:r>
+        <w:rPr>
+          <w:rFonts w:eastAsia="Calibri"/>
+          <w:i/>
+          <w:color w:val="555555"/>
+          <w:sz w:val="18"/>
+          <w:szCs w:val="18"/>
         </w:rPr>
         <w:t>Biomaterials | Self-Healing Materials | Computational Design</w:t>
-      </w:r>
-    </w:p>
-    <w:p>
-      <w:pPr>
-        <w:tabs>
-          <w:tab w:val="right" w:pos="10224"/>
-        </w:tabs>
-        <w:spacing w:before="50" w:after="30"/>
-      </w:pPr>
-      <w:r>
-        <w:rPr>
-          <w:rFonts w:eastAsia="Calibri"/>
-          <w:b/>
-          <w:bCs/>
-          <w:color w:val="111111"/>
-        </w:rPr>
-        <w:t>Biomass DNA Hydrogels for Multi-Mode Crosslinking and Structural Repair</w:t>
-      </w:r>
-      <w:r>
-        <w:rPr>
-          <w:rFonts w:eastAsia="Calibri"/>
-        </w:rPr>
-        <w:tab/>
       </w:r>
     </w:p>
     <w:p>
@@ -2254,24 +1667,15 @@
           <w:iCs/>
           <w:color w:val="111111"/>
         </w:rPr>
-        <w:t>F</w:t>
-      </w:r>
-      <w:r>
-        <w:rPr>
-          <w:rFonts w:eastAsia="Calibri"/>
-          <w:b/>
+        <w:t xml:space="preserve">First-author paper </w:t>
+      </w:r>
+      <w:r>
+        <w:rPr>
+          <w:rFonts w:eastAsia="Calibri"/>
+          <w:bCs/>
           <w:iCs/>
           <w:color w:val="111111"/>
         </w:rPr>
-        <w:t xml:space="preserve">irst-author paper </w:t>
-      </w:r>
-      <w:r>
-        <w:rPr>
-          <w:rFonts w:eastAsia="Calibri"/>
-          <w:bCs/>
-          <w:iCs/>
-          <w:color w:val="111111"/>
-        </w:rPr>
         <w:t>in</w:t>
       </w:r>
       <w:r>
@@ -2299,34 +1703,7 @@
           <w:i/>
           <w:color w:val="111111"/>
         </w:rPr>
-        <w:t xml:space="preserve">computational design and digital </w:t>
-      </w:r>
-      <w:r>
-        <w:rPr>
-          <w:rFonts w:eastAsia="Calibri"/>
-          <w:bCs/>
-          <w:i/>
-          <w:color w:val="111111"/>
-        </w:rPr>
-        <w:t xml:space="preserve">fabrication </w:t>
-      </w:r>
-      <w:r>
-        <w:rPr>
-          <w:rFonts w:eastAsia="Calibri"/>
-          <w:bCs/>
-          <w:i/>
-          <w:color w:val="111111"/>
-        </w:rPr>
-        <w:t>premier conferenc</w:t>
-      </w:r>
-      <w:r>
-        <w:rPr>
-          <w:rFonts w:eastAsia="Calibri"/>
-          <w:bCs/>
-          <w:i/>
-          <w:color w:val="111111"/>
-        </w:rPr>
-        <w:t>e</w:t>
+        <w:t>computational design and digital fabrication premier conference</w:t>
       </w:r>
       <w:r>
         <w:t>, 2024.</w:t>
@@ -2334,79 +1711,56 @@
     </w:p>
     <w:p>
       <w:pPr>
-        <w:spacing w:before="140" w:after="4"/>
+        <w:spacing w:before="240" w:after="30"/>
+        <w:rPr>
+          <w:rFonts w:eastAsia="Calibri"/>
+        </w:rPr>
       </w:pPr>
       <w:bookmarkStart w:id="20" w:name="OLE_LINK23"/>
       <w:bookmarkEnd w:id="18"/>
       <w:r>
         <w:rPr>
           <w:rFonts w:eastAsia="Calibri"/>
-          <w:i/>
-          <w:iCs/>
-          <w:color w:val="888888"/>
-          <w:sz w:val="17"/>
-          <w:szCs w:val="17"/>
-        </w:rPr>
-        <w:t xml:space="preserve">Biomanufacturing | Microfluidic Reactors | </w:t>
-      </w:r>
-      <w:r>
-        <w:rPr>
-          <w:rFonts w:eastAsia="Calibri"/>
-          <w:i/>
-          <w:iCs/>
-          <w:color w:val="888888"/>
-          <w:sz w:val="17"/>
-          <w:szCs w:val="17"/>
-        </w:rPr>
-        <w:t>Continuous-Flow Processing</w:t>
-      </w:r>
-    </w:p>
-    <w:p>
-      <w:pPr>
-        <w:tabs>
-          <w:tab w:val="right" w:pos="10224"/>
-        </w:tabs>
-        <w:spacing w:before="50" w:after="30"/>
-      </w:pPr>
-      <w:r>
-        <w:rPr>
-          <w:rFonts w:eastAsia="Calibri"/>
-          <w:b/>
-          <w:bCs/>
-          <w:color w:val="111111"/>
-        </w:rPr>
-        <w:t>NucleoMesh Continuous-Flow Platform</w:t>
-      </w:r>
-      <w:r>
-        <w:rPr>
-          <w:rFonts w:eastAsia="Calibri"/>
-          <w:b/>
-          <w:bCs/>
-          <w:color w:val="111111"/>
-        </w:rPr>
-        <w:t xml:space="preserve"> for </w:t>
-      </w:r>
-      <w:r>
-        <w:rPr>
-          <w:rFonts w:eastAsia="Calibri"/>
-          <w:b/>
-          <w:bCs/>
-          <w:color w:val="111111"/>
-        </w:rPr>
-        <w:t xml:space="preserve">DNA/RNA </w:t>
-      </w:r>
-      <w:r>
-        <w:rPr>
-          <w:rFonts w:eastAsia="Calibri"/>
-          <w:b/>
-          <w:bCs/>
-          <w:color w:val="111111"/>
-        </w:rPr>
-        <w:t>Production</w:t>
-      </w:r>
-      <w:r>
-        <w:rPr>
-          <w:rFonts w:eastAsia="Calibri"/>
+          <w:b/>
+          <w:bCs/>
+        </w:rPr>
+        <w:t xml:space="preserve">Continuous-Flow Perpetual Biomanufacturing — </w:t>
+      </w:r>
+      <w:r>
+        <w:rPr>
+          <w:rFonts w:eastAsia="Calibri"/>
+        </w:rPr>
+        <w:t>NucleoMesh Chip Reactor Platform for Long-Duration DNA/RNA Production</w:t>
+      </w:r>
+    </w:p>
+    <w:p>
+      <w:pPr>
+        <w:spacing w:after="120"/>
+        <w:rPr>
+          <w:rFonts w:eastAsia="Calibri"/>
+          <w:i/>
+          <w:color w:val="555555"/>
+          <w:sz w:val="18"/>
+          <w:szCs w:val="18"/>
+        </w:rPr>
+      </w:pPr>
+      <w:r>
+        <w:rPr>
+          <w:rFonts w:eastAsia="Calibri"/>
+          <w:i/>
+          <w:color w:val="555555"/>
+          <w:sz w:val="18"/>
+          <w:szCs w:val="18"/>
+        </w:rPr>
+        <w:t>Biomanufacturing | Microfluidic Reactors | Continuous-Flow Processing</w:t>
+      </w:r>
+      <w:r>
+        <w:rPr>
+          <w:rFonts w:eastAsia="Calibri"/>
+          <w:i/>
+          <w:color w:val="555555"/>
+          <w:sz w:val="18"/>
+          <w:szCs w:val="18"/>
         </w:rPr>
         <w:tab/>
       </w:r>
@@ -2476,85 +1830,67 @@
       <w:r>
         <w:t>, in peer review, 2026.</w:t>
       </w:r>
-    </w:p>
-    <w:p>
-      <w:pPr>
-        <w:spacing w:before="140" w:after="4"/>
-      </w:pPr>
       <w:bookmarkStart w:id="21" w:name="OLE_LINK22"/>
+      <w:bookmarkStart w:id="22" w:name="OLE_LINK40"/>
       <w:bookmarkEnd w:id="20"/>
-      <w:r>
-        <w:rPr>
-          <w:rFonts w:eastAsia="Calibri"/>
-          <w:i/>
-          <w:iCs/>
-          <w:color w:val="888888"/>
-          <w:sz w:val="17"/>
-          <w:szCs w:val="17"/>
-        </w:rPr>
-        <w:t xml:space="preserve">Biochemical Engineering  |  Nucleic Acid </w:t>
-      </w:r>
-      <w:r>
-        <w:rPr>
-          <w:rFonts w:eastAsia="Calibri"/>
-          <w:i/>
-          <w:iCs/>
-          <w:color w:val="888888"/>
-          <w:sz w:val="17"/>
-          <w:szCs w:val="17"/>
-        </w:rPr>
-        <w:t xml:space="preserve">Extraction </w:t>
-      </w:r>
-      <w:r>
-        <w:rPr>
-          <w:rFonts w:eastAsia="Calibri"/>
-          <w:i/>
-          <w:iCs/>
-          <w:color w:val="888888"/>
-          <w:sz w:val="17"/>
-          <w:szCs w:val="17"/>
-        </w:rPr>
-        <w:t>|  Process Engineering</w:t>
-      </w:r>
-    </w:p>
-    <w:p>
-      <w:pPr>
-        <w:tabs>
-          <w:tab w:val="right" w:pos="10224"/>
-        </w:tabs>
-        <w:spacing w:before="50" w:after="30"/>
-      </w:pPr>
-      <w:bookmarkStart w:id="22" w:name="OLE_LINK40"/>
-      <w:r>
-        <w:rPr>
-          <w:rFonts w:eastAsia="Calibri"/>
-          <w:b/>
-          <w:bCs/>
-          <w:color w:val="111111"/>
-        </w:rPr>
-        <w:t xml:space="preserve">Espresso Machine-Inspired </w:t>
-      </w:r>
-      <w:r>
-        <w:rPr>
-          <w:rFonts w:eastAsia="Calibri"/>
-          <w:b/>
-          <w:bCs/>
-          <w:color w:val="111111"/>
-        </w:rPr>
-        <w:t>DNA/RNA</w:t>
-      </w:r>
-      <w:r>
-        <w:rPr>
-          <w:rFonts w:eastAsia="Calibri"/>
-          <w:b/>
-          <w:bCs/>
-          <w:color w:val="111111"/>
-        </w:rPr>
-        <w:t xml:space="preserve"> Extraction Platform</w:t>
-      </w:r>
-      <w:r>
-        <w:rPr>
-          <w:rFonts w:eastAsia="Calibri"/>
+    </w:p>
+    <w:p>
+      <w:pPr>
+        <w:spacing w:before="240" w:after="30"/>
+        <w:rPr>
+          <w:rFonts w:eastAsia="Calibri"/>
+        </w:rPr>
+      </w:pPr>
+      <w:r>
+        <w:rPr>
+          <w:b/>
+          <w:bCs/>
+        </w:rPr>
+        <w:t>Low-Cost</w:t>
+      </w:r>
+      <w:r>
+        <w:rPr>
+          <w:rFonts w:eastAsia="Calibri"/>
+          <w:b/>
+          <w:bCs/>
+        </w:rPr>
+        <w:t xml:space="preserve"> DNA/RNA Extraction System — </w:t>
+      </w:r>
+      <w:r>
+        <w:rPr>
+          <w:rFonts w:eastAsia="Calibri"/>
+        </w:rPr>
+        <w:t>Pod-Based In-line Platform for DNA/RNA Capture and Processing</w:t>
+      </w:r>
+    </w:p>
+    <w:p>
+      <w:pPr>
+        <w:spacing w:after="120"/>
+        <w:rPr>
+          <w:rFonts w:eastAsia="Calibri"/>
+          <w:i/>
+          <w:color w:val="555555"/>
+          <w:sz w:val="18"/>
+          <w:szCs w:val="18"/>
+        </w:rPr>
+      </w:pPr>
+      <w:r>
+        <w:rPr>
+          <w:rFonts w:eastAsia="Calibri"/>
+          <w:i/>
+          <w:color w:val="555555"/>
+          <w:sz w:val="18"/>
+          <w:szCs w:val="18"/>
+        </w:rPr>
+        <w:t>Biochemical Engineering  |  Nucleic Acid Extraction |  Process Engineering</w:t>
+      </w:r>
+      <w:r>
+        <w:rPr>
+          <w:rFonts w:eastAsia="Calibri"/>
+          <w:i/>
+          <w:color w:val="555555"/>
+          <w:sz w:val="18"/>
+          <w:szCs w:val="18"/>
         </w:rPr>
         <w:tab/>
       </w:r>
@@ -2575,13 +1911,7 @@
         <w:t>Designed an espresso-machine-inspired nucleic acid extraction platform</w:t>
       </w:r>
       <w:r>
-        <w:t xml:space="preserve"> using a pod-based continuous-flow format to target automatic, high-capacity, and high-throughput processing of </w:t>
-      </w:r>
-      <w:r>
-        <w:t>nucleic acid samples</w:t>
-      </w:r>
-      <w:r>
-        <w:t>.</w:t>
+        <w:t xml:space="preserve"> using a pod-based continuous-flow format to target automatic, high-capacity, and high-throughput processing of nucleic acid samples.</w:t>
       </w:r>
     </w:p>
     <w:p>
@@ -2594,23 +1924,13 @@
         <w:spacing w:before="30" w:after="30"/>
         <w:rPr>
           <w:rStyle w:val="Strong"/>
-          <w:b w:val="0"/>
-          <w:bCs w:val="0"/>
         </w:rPr>
       </w:pPr>
       <w:r>
         <w:rPr>
           <w:rStyle w:val="Strong"/>
         </w:rPr>
-        <w:t>Established perfluorocarbons as high-capacity DNA capture media</w:t>
-      </w:r>
-      <w:r>
-        <w:rPr>
-          <w:rStyle w:val="Strong"/>
-          <w:b w:val="0"/>
-          <w:bCs w:val="0"/>
-        </w:rPr>
-        <w:t>, with perfluorodecalin reaching 41.73 µg/µL adsorption capacity, roughly 800× higher than silica-based methods and translating to an estimated 209 mg DNA loading per pod.</w:t>
+        <w:t>Established perfluorocarbons as high-capacity DNA capture media, with perfluorodecalin reaching 41.73 µg/µL adsorption capacity, roughly 800× higher than silica-based methods and translating to an estimated 209 mg DNA loading per pod.</w:t>
       </w:r>
     </w:p>
     <w:p>
@@ -2637,6 +1957,9 @@
     <w:p>
       <w:pPr>
         <w:spacing w:before="40" w:after="100"/>
+        <w:rPr>
+          <w:rFonts w:hint="eastAsia"/>
+        </w:rPr>
       </w:pPr>
     </w:p>
     <w:p>
@@ -2655,40 +1978,7 @@
           <w:sz w:val="21"/>
           <w:szCs w:val="21"/>
         </w:rPr>
-        <w:t>Senior Research Assistant</w:t>
-      </w:r>
-      <w:r>
-        <w:rPr>
-          <w:rFonts w:eastAsia="Calibri"/>
-          <w:b/>
-          <w:bCs/>
-          <w:color w:val="1A3A5C"/>
-          <w:sz w:val="21"/>
-          <w:szCs w:val="21"/>
-        </w:rPr>
-        <w:t xml:space="preserve"> &amp;</w:t>
-      </w:r>
-      <w:r>
-        <w:rPr>
-          <w:rFonts w:eastAsia="Calibri"/>
-          <w:b/>
-          <w:bCs/>
-          <w:color w:val="1A3A5C"/>
-          <w:sz w:val="21"/>
-          <w:szCs w:val="21"/>
-        </w:rPr>
-        <w:t xml:space="preserve"> </w:t>
-      </w:r>
-      <w:r>
-        <w:rPr>
-          <w:rFonts w:eastAsia="Calibri"/>
-          <w:b/>
-          <w:bCs/>
-          <w:color w:val="1A3A5C"/>
-          <w:sz w:val="21"/>
-          <w:szCs w:val="21"/>
-        </w:rPr>
-        <w:t>Undergraduate Research Assistant</w:t>
+        <w:t>Senior Research Assistant &amp; Undergraduate Research Assistant</w:t>
       </w:r>
       <w:r>
         <w:rPr>
@@ -2726,52 +2016,58 @@
     </w:p>
     <w:p>
       <w:pPr>
-        <w:spacing w:before="140" w:after="4"/>
+        <w:spacing w:before="240" w:after="30"/>
+        <w:rPr>
+          <w:rFonts w:eastAsia="Calibri"/>
+          <w:b/>
+          <w:bCs/>
+        </w:rPr>
       </w:pPr>
       <w:bookmarkStart w:id="23" w:name="OLE_LINK27"/>
-      <w:r>
-        <w:rPr>
-          <w:rFonts w:eastAsia="Calibri"/>
-          <w:i/>
-          <w:iCs/>
-          <w:color w:val="888888"/>
-          <w:sz w:val="17"/>
-          <w:szCs w:val="17"/>
-        </w:rPr>
-        <w:t xml:space="preserve">Surface Engineering  |  Materials Science  |  </w:t>
-      </w:r>
-      <w:r>
-        <w:rPr>
-          <w:rFonts w:eastAsia="Calibri"/>
-          <w:i/>
-          <w:iCs/>
-          <w:color w:val="888888"/>
-          <w:sz w:val="17"/>
-          <w:szCs w:val="17"/>
-        </w:rPr>
-        <w:t>Durable Superwettability</w:t>
-      </w:r>
-    </w:p>
-    <w:p>
-      <w:pPr>
-        <w:tabs>
-          <w:tab w:val="right" w:pos="10224"/>
-        </w:tabs>
-        <w:spacing w:before="50" w:after="30"/>
-      </w:pPr>
       <w:bookmarkStart w:id="24" w:name="OLE_LINK44"/>
       <w:r>
         <w:rPr>
           <w:rFonts w:eastAsia="Calibri"/>
           <w:b/>
           <w:bCs/>
-          <w:color w:val="111111"/>
-        </w:rPr>
-        <w:t>Durable Superhydrophobic Polymer Surfaces for Icing Control</w:t>
-      </w:r>
-      <w:r>
-        <w:rPr>
-          <w:rFonts w:eastAsia="Calibri"/>
+        </w:rPr>
+        <w:t xml:space="preserve">Patterned Polymer Surface Microfabrication — </w:t>
+      </w:r>
+      <w:r>
+        <w:rPr>
+          <w:rFonts w:eastAsia="Calibri"/>
+        </w:rPr>
+        <w:t>Durable All-Perfluoropolymer Superhydrophobic Materials for Icing Control</w:t>
+      </w:r>
+    </w:p>
+    <w:p>
+      <w:pPr>
+        <w:spacing w:after="120"/>
+        <w:rPr>
+          <w:rFonts w:eastAsia="Calibri"/>
+          <w:i/>
+          <w:color w:val="555555"/>
+          <w:sz w:val="18"/>
+          <w:szCs w:val="18"/>
+        </w:rPr>
+      </w:pPr>
+      <w:r>
+        <w:rPr>
+          <w:rFonts w:eastAsia="Calibri"/>
+          <w:i/>
+          <w:color w:val="555555"/>
+          <w:sz w:val="18"/>
+          <w:szCs w:val="18"/>
+        </w:rPr>
+        <w:t>Surface Engineering  |  Materials Science  |  Durable Superwettability</w:t>
+      </w:r>
+      <w:r>
+        <w:rPr>
+          <w:rFonts w:eastAsia="Calibri"/>
+          <w:i/>
+          <w:color w:val="555555"/>
+          <w:sz w:val="18"/>
+          <w:szCs w:val="18"/>
         </w:rPr>
         <w:tab/>
       </w:r>
@@ -2793,6 +2089,7 @@
           <w:bCs/>
           <w:color w:val="111111"/>
         </w:rPr>
+        <w:lastRenderedPageBreak/>
         <w:t>Engineered and validated all-perfluoropolymer monolithic superhydrophobic surfaces</w:t>
       </w:r>
       <w:r>
@@ -2819,16 +2116,7 @@
           <w:bCs/>
           <w:color w:val="111111"/>
         </w:rPr>
-        <w:t>T</w:t>
-      </w:r>
-      <w:r>
-        <w:rPr>
-          <w:rFonts w:eastAsia="Calibri"/>
-          <w:b/>
-          <w:bCs/>
-          <w:color w:val="111111"/>
-        </w:rPr>
-        <w:t xml:space="preserve">hird-author paper </w:t>
+        <w:t xml:space="preserve">Third-author paper </w:t>
       </w:r>
       <w:r>
         <w:rPr>
@@ -2892,21 +2180,13 @@
           <w:rFonts w:eastAsia="Calibri"/>
           <w:color w:val="111111"/>
         </w:rPr>
-        <w:t>recipient, HKBU Best Undergraduate Thesis Award.</w:t>
-      </w:r>
-    </w:p>
-    <w:bookmarkEnd w:id="24"/>
-    <w:p>
-      <w:pPr>
-        <w:tabs>
-          <w:tab w:val="right" w:pos="10224"/>
-        </w:tabs>
-        <w:spacing w:before="40" w:after="20"/>
-        <w:rPr>
-          <w:rFonts w:eastAsia="Calibri"/>
-          <w:b/>
-          <w:bCs/>
-        </w:rPr>
+        <w:t>recipient, Best Undergraduate Thesis Award.</w:t>
+      </w:r>
+      <w:bookmarkEnd w:id="24"/>
+    </w:p>
+    <w:p>
+      <w:pPr>
+        <w:spacing w:before="30" w:after="30"/>
       </w:pPr>
     </w:p>
     <w:p>
@@ -2969,6 +2249,9 @@
           <w:numId w:val="2"/>
         </w:numPr>
         <w:spacing w:before="30" w:after="30"/>
+        <w:rPr>
+          <w:rFonts w:hint="eastAsia"/>
+        </w:rPr>
       </w:pPr>
       <w:r>
         <w:rPr>
@@ -2986,11 +2269,6 @@
         </w:rPr>
         <w:t xml:space="preserve"> (PU.1) via LSPR assays, quantifying sequence-specific binding affinities in real time. Best Poster Presentation Award.</w:t>
       </w:r>
-    </w:p>
-    <w:p>
-      <w:pPr>
-        <w:spacing w:after="40"/>
-      </w:pPr>
     </w:p>
     <w:p>
       <w:pPr>
@@ -3009,7 +2287,6 @@
           <w:sz w:val="21"/>
           <w:szCs w:val="21"/>
         </w:rPr>
-        <w:lastRenderedPageBreak/>
         <w:t>TEACHING &amp; AI CURRICULUM</w:t>
       </w:r>
     </w:p>
@@ -3020,12 +2297,7 @@
         </w:tabs>
         <w:spacing w:before="80" w:after="20"/>
         <w:rPr>
-          <w:rFonts w:eastAsia="Calibri"/>
-          <w:i/>
-          <w:iCs/>
-          <w:color w:val="555555"/>
-          <w:sz w:val="18"/>
-          <w:szCs w:val="18"/>
+          <w:color w:val="1A3A5C"/>
         </w:rPr>
       </w:pPr>
       <w:r>
@@ -3040,6 +2312,20 @@
         <w:t>Co-Instructor &amp; Teaching Assistant</w:t>
       </w:r>
       <w:r>
+        <w:t xml:space="preserve">, </w:t>
+      </w:r>
+      <w:r>
+        <w:rPr>
+          <w:rFonts w:eastAsia="Calibri"/>
+          <w:b/>
+          <w:bCs/>
+          <w:color w:val="1A3A5C"/>
+          <w:sz w:val="21"/>
+          <w:szCs w:val="21"/>
+        </w:rPr>
+        <w:t>AI Engineering Curriculum Design</w:t>
+      </w:r>
+      <w:r>
         <w:rPr>
           <w:rFonts w:eastAsia="Calibri"/>
         </w:rPr>
@@ -3054,29 +2340,7 @@
           <w:sz w:val="18"/>
           <w:szCs w:val="18"/>
         </w:rPr>
-        <w:t xml:space="preserve">Feb 2021 </w:t>
-      </w:r>
-      <w:r>
-        <w:rPr>
-          <w:rFonts w:eastAsia="Calibri"/>
-          <w:i/>
-          <w:iCs/>
-          <w:color w:val="555555"/>
-          <w:sz w:val="18"/>
-          <w:szCs w:val="18"/>
-        </w:rPr>
-        <w:t>–</w:t>
-      </w:r>
-      <w:r>
-        <w:rPr>
-          <w:rFonts w:eastAsia="Calibri"/>
-          <w:i/>
-          <w:iCs/>
-          <w:color w:val="555555"/>
-          <w:sz w:val="18"/>
-          <w:szCs w:val="18"/>
-        </w:rPr>
-        <w:t xml:space="preserve"> Present</w:t>
+        <w:t>Feb 2021 – May 2026</w:t>
       </w:r>
     </w:p>
     <w:p>
@@ -3126,14 +2390,7 @@
           <w:rFonts w:eastAsia="Calibri"/>
           <w:color w:val="111111"/>
         </w:rPr>
-        <w:t>, covering LLM fundamentals, prompt and context engineering, agentic workflow design, and AI-assisted data processing.</w:t>
-      </w:r>
-      <w:r>
-        <w:rPr>
-          <w:rFonts w:eastAsia="Calibri"/>
-          <w:color w:val="111111"/>
-        </w:rPr>
-        <w:t xml:space="preserve">  </w:t>
+        <w:t xml:space="preserve">, covering LLM fundamentals, prompt and context engineering, agentic workflow design, and AI-assisted data processing.  </w:t>
       </w:r>
     </w:p>
     <w:p>
@@ -3299,7 +2556,7 @@
         <w:rPr>
           <w:rFonts w:eastAsia="DengXian"/>
           <w:kern w:val="2"/>
-          <w:sz w:val="22"/>
+          <w:sz w:val="21"/>
           <w:szCs w:val="22"/>
         </w:rPr>
         <w:tab/>
@@ -3336,19 +2593,7 @@
           <w:sz w:val="18"/>
           <w:szCs w:val="18"/>
         </w:rPr>
-        <w:t>Biological and Environmental Engineering  |  Concentration: Materials Science, Biological Engineering, Bioenvironmental Engineering</w:t>
-      </w:r>
-      <w:r>
-        <w:rPr>
-          <w:rFonts w:eastAsia="DengXian"/>
-          <w:i/>
-          <w:iCs/>
-          <w:color w:val="555555"/>
-          <w:kern w:val="2"/>
-          <w:sz w:val="18"/>
-          <w:szCs w:val="18"/>
-        </w:rPr>
-        <w:t>.</w:t>
+        <w:t>Biological and Environmental Engineering  |  Concentration: Materials Science, Biological Engineering, Bioenvironmental Engineering.</w:t>
       </w:r>
     </w:p>
     <w:p>
@@ -3378,7 +2623,18 @@
           <w:sz w:val="20"/>
           <w:szCs w:val="20"/>
         </w:rPr>
-        <w:t xml:space="preserve"> </w:t>
+        <w:t xml:space="preserve"> | May 2026 |  </w:t>
+      </w:r>
+      <w:r>
+        <w:rPr>
+          <w:rFonts w:eastAsia="DengXian"/>
+          <w:b/>
+          <w:bCs/>
+          <w:kern w:val="2"/>
+          <w:sz w:val="20"/>
+          <w:szCs w:val="20"/>
+        </w:rPr>
+        <w:t>M.S.</w:t>
       </w:r>
       <w:r>
         <w:rPr>
@@ -3387,7 +2643,18 @@
           <w:sz w:val="20"/>
           <w:szCs w:val="20"/>
         </w:rPr>
-        <w:t>|</w:t>
+        <w:t xml:space="preserve"> | Aug 2024 |  </w:t>
+      </w:r>
+      <w:r>
+        <w:rPr>
+          <w:rFonts w:eastAsia="DengXian"/>
+          <w:b/>
+          <w:bCs/>
+          <w:kern w:val="2"/>
+          <w:sz w:val="20"/>
+          <w:szCs w:val="20"/>
+        </w:rPr>
+        <w:t>M.Eng.</w:t>
       </w:r>
       <w:r>
         <w:rPr>
@@ -3396,7 +2663,95 @@
           <w:sz w:val="20"/>
           <w:szCs w:val="20"/>
         </w:rPr>
-        <w:t xml:space="preserve"> </w:t>
+        <w:t xml:space="preserve"> | May 2020</w:t>
+      </w:r>
+    </w:p>
+    <w:p>
+      <w:pPr>
+        <w:tabs>
+          <w:tab w:val="right" w:pos="10224"/>
+        </w:tabs>
+        <w:spacing w:before="80" w:after="20" w:line="278" w:lineRule="auto"/>
+        <w:rPr>
+          <w:rFonts w:ascii="Times New Roman" w:eastAsia="DengXian" w:hAnsi="Times New Roman" w:cs="Times New Roman"/>
+          <w:sz w:val="22"/>
+          <w:szCs w:val="22"/>
+        </w:rPr>
+      </w:pPr>
+      <w:r>
+        <w:rPr>
+          <w:rFonts w:eastAsia="DengXian"/>
+          <w:b/>
+          <w:bCs/>
+          <w:kern w:val="2"/>
+          <w:sz w:val="21"/>
+          <w:szCs w:val="21"/>
+        </w:rPr>
+        <w:t>Hong Kong Baptist University</w:t>
+      </w:r>
+      <w:r>
+        <w:rPr>
+          <w:rFonts w:eastAsia="DengXian"/>
+          <w:kern w:val="2"/>
+          <w:sz w:val="21"/>
+          <w:szCs w:val="22"/>
+        </w:rPr>
+        <w:tab/>
+      </w:r>
+      <w:r>
+        <w:rPr>
+          <w:rFonts w:eastAsia="DengXian"/>
+          <w:i/>
+          <w:iCs/>
+          <w:color w:val="555555"/>
+          <w:kern w:val="2"/>
+          <w:sz w:val="16"/>
+          <w:szCs w:val="16"/>
+        </w:rPr>
+        <w:t>Kowloon, Hong Kong</w:t>
+      </w:r>
+    </w:p>
+    <w:p>
+      <w:pPr>
+        <w:spacing w:after="40" w:line="278" w:lineRule="auto"/>
+        <w:rPr>
+          <w:rFonts w:ascii="Times New Roman" w:eastAsia="DengXian" w:hAnsi="Times New Roman" w:cs="Times New Roman"/>
+          <w:sz w:val="24"/>
+          <w:szCs w:val="24"/>
+        </w:rPr>
+      </w:pPr>
+      <w:r>
+        <w:rPr>
+          <w:rFonts w:eastAsia="DengXian"/>
+          <w:i/>
+          <w:iCs/>
+          <w:color w:val="555555"/>
+          <w:kern w:val="2"/>
+          <w:sz w:val="18"/>
+          <w:szCs w:val="18"/>
+        </w:rPr>
+        <w:t>Chemistry (Major)  |  Computer Science (Minor)</w:t>
+      </w:r>
+    </w:p>
+    <w:p>
+      <w:pPr>
+        <w:spacing w:before="20" w:after="60" w:line="278" w:lineRule="auto"/>
+        <w:rPr>
+          <w:rFonts w:ascii="Times New Roman" w:eastAsia="DengXian" w:hAnsi="Times New Roman" w:cs="Times New Roman"/>
+          <w:sz w:val="22"/>
+          <w:szCs w:val="22"/>
+        </w:rPr>
+      </w:pPr>
+      <w:r>
+        <w:rPr>
+          <w:rFonts w:eastAsia="DengXian"/>
+          <w:b/>
+          <w:bCs/>
+          <w:kern w:val="2"/>
+          <w:sz w:val="20"/>
+          <w:szCs w:val="20"/>
+        </w:rPr>
+        <w:t>B.Sc. (Hons)</w:t>
       </w:r>
       <w:r>
         <w:rPr>
@@ -3405,197 +2760,6 @@
           <w:sz w:val="20"/>
           <w:szCs w:val="20"/>
         </w:rPr>
-        <w:t>May 2026</w:t>
-      </w:r>
-      <w:r>
-        <w:rPr>
-          <w:rFonts w:eastAsia="DengXian"/>
-          <w:kern w:val="2"/>
-          <w:sz w:val="20"/>
-          <w:szCs w:val="20"/>
-        </w:rPr>
-        <w:t xml:space="preserve"> </w:t>
-      </w:r>
-      <w:r>
-        <w:rPr>
-          <w:rFonts w:eastAsia="DengXian"/>
-          <w:kern w:val="2"/>
-          <w:sz w:val="20"/>
-          <w:szCs w:val="20"/>
-        </w:rPr>
-        <w:t xml:space="preserve">|  </w:t>
-      </w:r>
-      <w:r>
-        <w:rPr>
-          <w:rFonts w:eastAsia="DengXian"/>
-          <w:b/>
-          <w:bCs/>
-          <w:kern w:val="2"/>
-          <w:sz w:val="20"/>
-          <w:szCs w:val="20"/>
-        </w:rPr>
-        <w:t>M.S.</w:t>
-      </w:r>
-      <w:r>
-        <w:rPr>
-          <w:rFonts w:eastAsia="DengXian"/>
-          <w:kern w:val="2"/>
-          <w:sz w:val="20"/>
-          <w:szCs w:val="20"/>
-        </w:rPr>
-        <w:t xml:space="preserve"> </w:t>
-      </w:r>
-      <w:r>
-        <w:rPr>
-          <w:rFonts w:eastAsia="DengXian"/>
-          <w:kern w:val="2"/>
-          <w:sz w:val="20"/>
-          <w:szCs w:val="20"/>
-        </w:rPr>
-        <w:t>|</w:t>
-      </w:r>
-      <w:r>
-        <w:rPr>
-          <w:rFonts w:eastAsia="DengXian"/>
-          <w:kern w:val="2"/>
-          <w:sz w:val="20"/>
-          <w:szCs w:val="20"/>
-        </w:rPr>
-        <w:t xml:space="preserve">Aug 2024 |  </w:t>
-      </w:r>
-      <w:r>
-        <w:rPr>
-          <w:rFonts w:eastAsia="DengXian"/>
-          <w:b/>
-          <w:bCs/>
-          <w:kern w:val="2"/>
-          <w:sz w:val="20"/>
-          <w:szCs w:val="20"/>
-        </w:rPr>
-        <w:t>M.Eng.</w:t>
-      </w:r>
-      <w:r>
-        <w:rPr>
-          <w:rFonts w:eastAsia="DengXian"/>
-          <w:kern w:val="2"/>
-          <w:sz w:val="20"/>
-          <w:szCs w:val="20"/>
-        </w:rPr>
-        <w:t xml:space="preserve"> </w:t>
-      </w:r>
-      <w:r>
-        <w:rPr>
-          <w:rFonts w:eastAsia="DengXian"/>
-          <w:kern w:val="2"/>
-          <w:sz w:val="20"/>
-          <w:szCs w:val="20"/>
-        </w:rPr>
-        <w:t xml:space="preserve">| </w:t>
-      </w:r>
-      <w:r>
-        <w:rPr>
-          <w:rFonts w:eastAsia="DengXian"/>
-          <w:kern w:val="2"/>
-          <w:sz w:val="20"/>
-          <w:szCs w:val="20"/>
-        </w:rPr>
-        <w:t>May 2020</w:t>
-      </w:r>
-    </w:p>
-    <w:p>
-      <w:pPr>
-        <w:tabs>
-          <w:tab w:val="right" w:pos="10224"/>
-        </w:tabs>
-        <w:spacing w:before="80" w:after="20" w:line="278" w:lineRule="auto"/>
-        <w:rPr>
-          <w:rFonts w:ascii="Times New Roman" w:eastAsia="DengXian" w:hAnsi="Times New Roman" w:cs="Times New Roman"/>
-          <w:sz w:val="22"/>
-          <w:szCs w:val="22"/>
-        </w:rPr>
-      </w:pPr>
-      <w:r>
-        <w:rPr>
-          <w:rFonts w:eastAsia="DengXian"/>
-          <w:b/>
-          <w:bCs/>
-          <w:kern w:val="2"/>
-          <w:sz w:val="21"/>
-          <w:szCs w:val="21"/>
-        </w:rPr>
-        <w:t>Hong Kong Baptist University</w:t>
-      </w:r>
-      <w:r>
-        <w:rPr>
-          <w:rFonts w:eastAsia="DengXian"/>
-          <w:kern w:val="2"/>
-          <w:sz w:val="22"/>
-          <w:szCs w:val="22"/>
-        </w:rPr>
-        <w:tab/>
-      </w:r>
-      <w:r>
-        <w:rPr>
-          <w:rFonts w:eastAsia="DengXian"/>
-          <w:i/>
-          <w:iCs/>
-          <w:color w:val="555555"/>
-          <w:kern w:val="2"/>
-          <w:sz w:val="16"/>
-          <w:szCs w:val="16"/>
-        </w:rPr>
-        <w:t>Kowloon, Hong Kong</w:t>
-      </w:r>
-    </w:p>
-    <w:p>
-      <w:pPr>
-        <w:spacing w:after="40" w:line="278" w:lineRule="auto"/>
-        <w:rPr>
-          <w:rFonts w:ascii="Times New Roman" w:eastAsia="DengXian" w:hAnsi="Times New Roman" w:cs="Times New Roman"/>
-          <w:sz w:val="24"/>
-          <w:szCs w:val="24"/>
-        </w:rPr>
-      </w:pPr>
-      <w:r>
-        <w:rPr>
-          <w:rFonts w:eastAsia="DengXian"/>
-          <w:i/>
-          <w:iCs/>
-          <w:color w:val="555555"/>
-          <w:kern w:val="2"/>
-          <w:sz w:val="18"/>
-          <w:szCs w:val="18"/>
-        </w:rPr>
-        <w:t>Chemistry (Major)  |  Computer Science (Minor)</w:t>
-      </w:r>
-    </w:p>
-    <w:p>
-      <w:pPr>
-        <w:spacing w:before="20" w:after="60" w:line="278" w:lineRule="auto"/>
-        <w:rPr>
-          <w:rFonts w:ascii="Times New Roman" w:eastAsia="DengXian" w:hAnsi="Times New Roman" w:cs="Times New Roman"/>
-          <w:sz w:val="22"/>
-          <w:szCs w:val="22"/>
-        </w:rPr>
-      </w:pPr>
-      <w:r>
-        <w:rPr>
-          <w:rFonts w:eastAsia="DengXian"/>
-          <w:b/>
-          <w:bCs/>
-          <w:kern w:val="2"/>
-          <w:sz w:val="20"/>
-          <w:szCs w:val="20"/>
-        </w:rPr>
-        <w:t>B.Sc. (Hons)</w:t>
-      </w:r>
-      <w:r>
-        <w:rPr>
-          <w:rFonts w:eastAsia="DengXian"/>
-          <w:kern w:val="2"/>
-          <w:sz w:val="20"/>
-          <w:szCs w:val="20"/>
-        </w:rPr>
         <w:t xml:space="preserve"> |  Nov 2019</w:t>
       </w:r>
     </w:p>
@@ -3620,6 +2784,28 @@
     </w:p>
     <w:p>
       <w:pPr>
+        <w:spacing w:before="40" w:after="120"/>
+      </w:pPr>
+      <w:r>
+        <w:rPr>
+          <w:rFonts w:eastAsia="Calibri"/>
+          <w:b/>
+          <w:bCs/>
+          <w:color w:val="111111"/>
+          <w:u w:val="single"/>
+        </w:rPr>
+        <w:t>Li, Z.</w:t>
+      </w:r>
+      <w:r>
+        <w:rPr>
+          <w:rFonts w:eastAsia="Calibri"/>
+          <w:color w:val="111111"/>
+        </w:rPr>
+        <w:t>, Liu, Z., Yang, X., Luo, D. "What the Records Don't Carry: A Position on Researcher-AI Co-Adaptation in Exploratory Laboratory Research." ICML Workshop on AI for Science, 2026.</w:t>
+      </w:r>
+    </w:p>
+    <w:p>
+      <w:pPr>
         <w:spacing w:before="80" w:after="120"/>
       </w:pPr>
       <w:r>
@@ -3644,21 +2830,7 @@
           <w:rFonts w:eastAsia="Calibri"/>
           <w:color w:val="111111"/>
         </w:rPr>
-        <w:t>, Li, J., Han, Y., Sun, T., Li, F., Liu, P. "A Chip Reactor for Perpetual Nucleic Acid Production and On-chip Information Processing." Nature Sustainability, in peer review</w:t>
-      </w:r>
-      <w:r>
-        <w:rPr>
-          <w:rFonts w:eastAsia="Calibri"/>
-          <w:color w:val="111111"/>
-        </w:rPr>
-        <w:t xml:space="preserve">, </w:t>
-      </w:r>
-      <w:r>
-        <w:rPr>
-          <w:rFonts w:eastAsia="Calibri"/>
-          <w:color w:val="111111"/>
-        </w:rPr>
-        <w:t>2026.</w:t>
+        <w:t>, Li, J., Han, Y., Sun, T., Li, F., Liu, P. "A Chip Reactor for Perpetual Nucleic Acid Production and On-chip Information Processing." Nature Sustainability, in peer review, 2026.</w:t>
       </w:r>
     </w:p>
     <w:p>
@@ -3770,101 +2942,6 @@
           <w:t>DOI</w:t>
         </w:r>
       </w:hyperlink>
-    </w:p>
-    <w:p>
-      <w:pPr>
-        <w:spacing w:before="160" w:after="60"/>
-        <w:rPr>
-          <w:b/>
-          <w:bCs/>
-          <w:i/>
-          <w:iCs/>
-          <w:color w:val="000000" w:themeColor="text1"/>
-        </w:rPr>
-      </w:pPr>
-      <w:r>
-        <w:rPr>
-          <w:rFonts w:eastAsia="Calibri"/>
-          <w:b/>
-          <w:bCs/>
-          <w:i/>
-          <w:iCs/>
-          <w:color w:val="000000" w:themeColor="text1"/>
-        </w:rPr>
-        <w:t>WORKSHOP PAPERS</w:t>
-      </w:r>
-    </w:p>
-    <w:p>
-      <w:pPr>
-        <w:spacing w:before="40" w:after="60"/>
-      </w:pPr>
-      <w:r>
-        <w:rPr>
-          <w:rFonts w:eastAsia="Calibri"/>
-          <w:b/>
-          <w:bCs/>
-          <w:color w:val="111111"/>
-          <w:u w:val="single"/>
-        </w:rPr>
-        <w:t>Li, Z.</w:t>
-      </w:r>
-      <w:r>
-        <w:rPr>
-          <w:rFonts w:eastAsia="Calibri"/>
-          <w:color w:val="111111"/>
-        </w:rPr>
-        <w:t xml:space="preserve"> "Apprenticeship Without Proximity: An Agent Skills Architecture for Unwritten Experimental Judgment." Under review at ACM CAIS Workshop on Agent Skills</w:t>
-      </w:r>
-      <w:r>
-        <w:rPr>
-          <w:rFonts w:eastAsia="Calibri"/>
-          <w:color w:val="111111"/>
-        </w:rPr>
-        <w:t>, 2026</w:t>
-      </w:r>
-      <w:r>
-        <w:rPr>
-          <w:rFonts w:eastAsia="Calibri"/>
-          <w:color w:val="111111"/>
-        </w:rPr>
-        <w:t>.</w:t>
-      </w:r>
-    </w:p>
-    <w:p>
-      <w:pPr>
-        <w:spacing w:before="40" w:after="120"/>
-      </w:pPr>
-      <w:r>
-        <w:rPr>
-          <w:rFonts w:eastAsia="Calibri"/>
-          <w:b/>
-          <w:bCs/>
-          <w:color w:val="111111"/>
-          <w:u w:val="single"/>
-        </w:rPr>
-        <w:t>Li, Z.</w:t>
-      </w:r>
-      <w:r>
-        <w:rPr>
-          <w:rFonts w:eastAsia="Calibri"/>
-          <w:color w:val="111111"/>
-        </w:rPr>
-        <w:t>, Liu, Z., Yang, X., Luo, D. "What the Records Don't Carry: A Position on Researcher-AI Co-Adaptation in Exploratory Laboratory Research." Under review at ICML Workshop on AI for Science</w:t>
-      </w:r>
-      <w:r>
-        <w:rPr>
-          <w:rFonts w:eastAsia="Calibri"/>
-          <w:color w:val="111111"/>
-        </w:rPr>
-        <w:t>, 2026</w:t>
-      </w:r>
-      <w:r>
-        <w:rPr>
-          <w:rFonts w:eastAsia="Calibri"/>
-          <w:color w:val="111111"/>
-        </w:rPr>
-        <w:t>.</w:t>
-      </w:r>
     </w:p>
     <w:p>
       <w:pPr>
